--- a/FSD MERN - Designing and Managing Databases with MongoDB/FSD - Designing and Managing Databases with MongoDB - Day 7 - 30-04-206.docx
+++ b/FSD MERN - Designing and Managing Databases with MongoDB/FSD - Designing and Managing Databases with MongoDB - Day 7 - 30-04-206.docx
@@ -1998,6 +1998,2280 @@
           <w:lang w:val="en-US"/>
         </w:rPr>
       </w:pPr>
+    </w:p>
+    <w:p>
+      <w:pPr>
+        <w:rPr>
+          <w:lang w:val="en-US"/>
+        </w:rPr>
+      </w:pPr>
+      <w:r>
+        <w:rPr>
+          <w:highlight w:val="yellow"/>
+          <w:lang w:val="en-US"/>
+        </w:rPr>
+        <w:t>Mongo DB Relationship</w:t>
+      </w:r>
+    </w:p>
+    <w:p>
+      <w:pPr>
+        <w:rPr>
+          <w:lang w:val="en-US"/>
+        </w:rPr>
+      </w:pPr>
+      <w:r>
+        <w:rPr>
+          <w:lang w:val="en-US"/>
+        </w:rPr>
+        <w:t xml:space="preserve">In Mongo DB we can achieve </w:t>
+      </w:r>
+      <w:proofErr w:type="gramStart"/>
+      <w:r>
+        <w:rPr>
+          <w:lang w:val="en-US"/>
+        </w:rPr>
+        <w:t>relationship</w:t>
+      </w:r>
+      <w:proofErr w:type="gramEnd"/>
+      <w:r>
+        <w:rPr>
+          <w:lang w:val="en-US"/>
+        </w:rPr>
+        <w:t xml:space="preserve"> using 2 ways </w:t>
+      </w:r>
+    </w:p>
+    <w:p>
+      <w:pPr>
+        <w:pStyle w:val="ListParagraph"/>
+        <w:numPr>
+          <w:ilvl w:val="0"/>
+          <w:numId w:val="19"/>
+        </w:numPr>
+        <w:rPr>
+          <w:lang w:val="en-US"/>
+        </w:rPr>
+      </w:pPr>
+      <w:r>
+        <w:rPr>
+          <w:lang w:val="en-US"/>
+        </w:rPr>
+        <w:t xml:space="preserve">Embedded </w:t>
+      </w:r>
+      <w:proofErr w:type="gramStart"/>
+      <w:r>
+        <w:rPr>
+          <w:lang w:val="en-US"/>
+        </w:rPr>
+        <w:t>style :</w:t>
+      </w:r>
+      <w:proofErr w:type="gramEnd"/>
+      <w:r>
+        <w:rPr>
+          <w:lang w:val="en-US"/>
+        </w:rPr>
+        <w:t xml:space="preserve"> Store documents in only one collection </w:t>
+      </w:r>
+    </w:p>
+    <w:p>
+      <w:pPr>
+        <w:pStyle w:val="ListParagraph"/>
+        <w:numPr>
+          <w:ilvl w:val="0"/>
+          <w:numId w:val="19"/>
+        </w:numPr>
+        <w:rPr>
+          <w:lang w:val="en-US"/>
+        </w:rPr>
+      </w:pPr>
+      <w:r>
+        <w:rPr>
+          <w:lang w:val="en-US"/>
+        </w:rPr>
+        <w:t xml:space="preserve">Linking </w:t>
+      </w:r>
+      <w:proofErr w:type="gramStart"/>
+      <w:r>
+        <w:rPr>
+          <w:lang w:val="en-US"/>
+        </w:rPr>
+        <w:t>style :</w:t>
+      </w:r>
+      <w:proofErr w:type="gramEnd"/>
+      <w:r>
+        <w:rPr>
+          <w:lang w:val="en-US"/>
+        </w:rPr>
+        <w:t xml:space="preserve"> store the documents in more than one collection</w:t>
+      </w:r>
+    </w:p>
+    <w:p>
+      <w:pPr>
+        <w:ind w:left="360"/>
+        <w:rPr>
+          <w:lang w:val="en-US"/>
+        </w:rPr>
+      </w:pPr>
+      <w:r>
+        <w:rPr>
+          <w:lang w:val="en-US"/>
+        </w:rPr>
+        <w:t xml:space="preserve">Embedded Style </w:t>
+      </w:r>
+    </w:p>
+    <w:p>
+      <w:pPr>
+        <w:ind w:left="360"/>
+        <w:rPr>
+          <w:lang w:val="en-US"/>
+        </w:rPr>
+      </w:pPr>
+      <w:r>
+        <w:rPr>
+          <w:lang w:val="en-US"/>
+        </w:rPr>
+        <w:t xml:space="preserve">Value can be object type. </w:t>
+      </w:r>
+    </w:p>
+    <w:p>
+      <w:pPr>
+        <w:ind w:left="360"/>
+        <w:rPr>
+          <w:lang w:val="en-US"/>
+        </w:rPr>
+      </w:pPr>
+    </w:p>
+    <w:p>
+      <w:pPr>
+        <w:rPr>
+          <w:highlight w:val="yellow"/>
+          <w:lang w:val="en-US"/>
+        </w:rPr>
+      </w:pPr>
+      <w:proofErr w:type="gramStart"/>
+      <w:r>
+        <w:rPr>
+          <w:highlight w:val="yellow"/>
+          <w:lang w:val="en-US"/>
+        </w:rPr>
+        <w:t>db.employeeInfo.insertOne</w:t>
+      </w:r>
+      <w:proofErr w:type="gramEnd"/>
+      <w:r>
+        <w:rPr>
+          <w:highlight w:val="yellow"/>
+          <w:lang w:val="en-US"/>
+        </w:rPr>
+        <w:t>({_id:</w:t>
+      </w:r>
+      <w:proofErr w:type="gramStart"/>
+      <w:r>
+        <w:rPr>
+          <w:highlight w:val="yellow"/>
+          <w:lang w:val="en-US"/>
+        </w:rPr>
+        <w:t>100,ename</w:t>
+      </w:r>
+      <w:proofErr w:type="gramEnd"/>
+      <w:r>
+        <w:rPr>
+          <w:highlight w:val="yellow"/>
+          <w:lang w:val="en-US"/>
+        </w:rPr>
+        <w:t>:"Bob</w:t>
+      </w:r>
+      <w:proofErr w:type="gramStart"/>
+      <w:r>
+        <w:rPr>
+          <w:highlight w:val="yellow"/>
+          <w:lang w:val="en-US"/>
+        </w:rPr>
+        <w:t>",age</w:t>
+      </w:r>
+      <w:proofErr w:type="gramEnd"/>
+      <w:r>
+        <w:rPr>
+          <w:highlight w:val="yellow"/>
+          <w:lang w:val="en-US"/>
+        </w:rPr>
+        <w:t>:</w:t>
+      </w:r>
+      <w:proofErr w:type="gramStart"/>
+      <w:r>
+        <w:rPr>
+          <w:highlight w:val="yellow"/>
+          <w:lang w:val="en-US"/>
+        </w:rPr>
+        <w:t>21,isActive</w:t>
+      </w:r>
+      <w:proofErr w:type="gramEnd"/>
+      <w:r>
+        <w:rPr>
+          <w:highlight w:val="yellow"/>
+          <w:lang w:val="en-US"/>
+        </w:rPr>
+        <w:t>:</w:t>
+      </w:r>
+      <w:proofErr w:type="gramStart"/>
+      <w:r>
+        <w:rPr>
+          <w:highlight w:val="yellow"/>
+          <w:lang w:val="en-US"/>
+        </w:rPr>
+        <w:t>true,projects</w:t>
+      </w:r>
+      <w:proofErr w:type="gramEnd"/>
+      <w:r>
+        <w:rPr>
+          <w:highlight w:val="yellow"/>
+          <w:lang w:val="en-US"/>
+        </w:rPr>
+        <w:t>:{pid:</w:t>
+      </w:r>
+      <w:proofErr w:type="gramStart"/>
+      <w:r>
+        <w:rPr>
+          <w:highlight w:val="yellow"/>
+          <w:lang w:val="en-US"/>
+        </w:rPr>
+        <w:t>1111,tech</w:t>
+      </w:r>
+      <w:proofErr w:type="gramEnd"/>
+      <w:r>
+        <w:rPr>
+          <w:highlight w:val="yellow"/>
+          <w:lang w:val="en-US"/>
+        </w:rPr>
+        <w:t>:"Python"}});</w:t>
+      </w:r>
+    </w:p>
+    <w:p>
+      <w:pPr>
+        <w:rPr>
+          <w:highlight w:val="yellow"/>
+          <w:lang w:val="en-US"/>
+        </w:rPr>
+      </w:pPr>
+      <w:proofErr w:type="gramStart"/>
+      <w:r>
+        <w:rPr>
+          <w:highlight w:val="yellow"/>
+          <w:lang w:val="en-US"/>
+        </w:rPr>
+        <w:t>db.employeeInfo.insertOne</w:t>
+      </w:r>
+      <w:proofErr w:type="gramEnd"/>
+      <w:r>
+        <w:rPr>
+          <w:highlight w:val="yellow"/>
+          <w:lang w:val="en-US"/>
+        </w:rPr>
+        <w:t>({_id:</w:t>
+      </w:r>
+      <w:proofErr w:type="gramStart"/>
+      <w:r>
+        <w:rPr>
+          <w:highlight w:val="yellow"/>
+          <w:lang w:val="en-US"/>
+        </w:rPr>
+        <w:t>101,ename</w:t>
+      </w:r>
+      <w:proofErr w:type="gramEnd"/>
+      <w:r>
+        <w:rPr>
+          <w:highlight w:val="yellow"/>
+          <w:lang w:val="en-US"/>
+        </w:rPr>
+        <w:t>:"Alice</w:t>
+      </w:r>
+      <w:proofErr w:type="gramStart"/>
+      <w:r>
+        <w:rPr>
+          <w:highlight w:val="yellow"/>
+          <w:lang w:val="en-US"/>
+        </w:rPr>
+        <w:t>",age</w:t>
+      </w:r>
+      <w:proofErr w:type="gramEnd"/>
+      <w:r>
+        <w:rPr>
+          <w:highlight w:val="yellow"/>
+          <w:lang w:val="en-US"/>
+        </w:rPr>
+        <w:t>:</w:t>
+      </w:r>
+      <w:proofErr w:type="gramStart"/>
+      <w:r>
+        <w:rPr>
+          <w:highlight w:val="yellow"/>
+          <w:lang w:val="en-US"/>
+        </w:rPr>
+        <w:t>25,isActive</w:t>
+      </w:r>
+      <w:proofErr w:type="gramEnd"/>
+      <w:r>
+        <w:rPr>
+          <w:highlight w:val="yellow"/>
+          <w:lang w:val="en-US"/>
+        </w:rPr>
+        <w:t>:</w:t>
+      </w:r>
+      <w:proofErr w:type="gramStart"/>
+      <w:r>
+        <w:rPr>
+          <w:highlight w:val="yellow"/>
+          <w:lang w:val="en-US"/>
+        </w:rPr>
+        <w:t>true,projects</w:t>
+      </w:r>
+      <w:proofErr w:type="gramEnd"/>
+      <w:r>
+        <w:rPr>
+          <w:highlight w:val="yellow"/>
+          <w:lang w:val="en-US"/>
+        </w:rPr>
+        <w:t>:[{pid:</w:t>
+      </w:r>
+      <w:proofErr w:type="gramStart"/>
+      <w:r>
+        <w:rPr>
+          <w:highlight w:val="yellow"/>
+          <w:lang w:val="en-US"/>
+        </w:rPr>
+        <w:t>1111,tech</w:t>
+      </w:r>
+      <w:proofErr w:type="gramEnd"/>
+      <w:r>
+        <w:rPr>
+          <w:highlight w:val="yellow"/>
+          <w:lang w:val="en-US"/>
+        </w:rPr>
+        <w:t>:"Python"</w:t>
+      </w:r>
+      <w:proofErr w:type="gramStart"/>
+      <w:r>
+        <w:rPr>
+          <w:highlight w:val="yellow"/>
+          <w:lang w:val="en-US"/>
+        </w:rPr>
+        <w:t>},{</w:t>
+      </w:r>
+      <w:proofErr w:type="gramEnd"/>
+      <w:r>
+        <w:rPr>
+          <w:highlight w:val="yellow"/>
+          <w:lang w:val="en-US"/>
+        </w:rPr>
+        <w:t>pid:</w:t>
+      </w:r>
+      <w:proofErr w:type="gramStart"/>
+      <w:r>
+        <w:rPr>
+          <w:highlight w:val="yellow"/>
+          <w:lang w:val="en-US"/>
+        </w:rPr>
+        <w:t>2222,tech</w:t>
+      </w:r>
+      <w:proofErr w:type="gramEnd"/>
+      <w:r>
+        <w:rPr>
+          <w:highlight w:val="yellow"/>
+          <w:lang w:val="en-US"/>
+        </w:rPr>
+        <w:t>:"React JS"}]});</w:t>
+      </w:r>
+    </w:p>
+    <w:p>
+      <w:pPr>
+        <w:rPr>
+          <w:lang w:val="en-US"/>
+        </w:rPr>
+      </w:pPr>
+      <w:proofErr w:type="gramStart"/>
+      <w:r>
+        <w:rPr>
+          <w:highlight w:val="yellow"/>
+          <w:lang w:val="en-US"/>
+        </w:rPr>
+        <w:t>db.employeeInfo.insertOne</w:t>
+      </w:r>
+      <w:proofErr w:type="gramEnd"/>
+      <w:r>
+        <w:rPr>
+          <w:highlight w:val="yellow"/>
+          <w:lang w:val="en-US"/>
+        </w:rPr>
+        <w:t>({_id:</w:t>
+      </w:r>
+      <w:proofErr w:type="gramStart"/>
+      <w:r>
+        <w:rPr>
+          <w:highlight w:val="yellow"/>
+          <w:lang w:val="en-US"/>
+        </w:rPr>
+        <w:t>102,ename</w:t>
+      </w:r>
+      <w:proofErr w:type="gramEnd"/>
+      <w:r>
+        <w:rPr>
+          <w:highlight w:val="yellow"/>
+          <w:lang w:val="en-US"/>
+        </w:rPr>
+        <w:t>:"Charlie</w:t>
+      </w:r>
+      <w:proofErr w:type="gramStart"/>
+      <w:r>
+        <w:rPr>
+          <w:highlight w:val="yellow"/>
+          <w:lang w:val="en-US"/>
+        </w:rPr>
+        <w:t>",age</w:t>
+      </w:r>
+      <w:proofErr w:type="gramEnd"/>
+      <w:r>
+        <w:rPr>
+          <w:highlight w:val="yellow"/>
+          <w:lang w:val="en-US"/>
+        </w:rPr>
+        <w:t>:</w:t>
+      </w:r>
+      <w:proofErr w:type="gramStart"/>
+      <w:r>
+        <w:rPr>
+          <w:highlight w:val="yellow"/>
+          <w:lang w:val="en-US"/>
+        </w:rPr>
+        <w:t>28,isActive</w:t>
+      </w:r>
+      <w:proofErr w:type="gramEnd"/>
+      <w:r>
+        <w:rPr>
+          <w:highlight w:val="yellow"/>
+          <w:lang w:val="en-US"/>
+        </w:rPr>
+        <w:t>:</w:t>
+      </w:r>
+      <w:proofErr w:type="gramStart"/>
+      <w:r>
+        <w:rPr>
+          <w:highlight w:val="yellow"/>
+          <w:lang w:val="en-US"/>
+        </w:rPr>
+        <w:t>false,projects</w:t>
+      </w:r>
+      <w:proofErr w:type="gramEnd"/>
+      <w:r>
+        <w:rPr>
+          <w:highlight w:val="yellow"/>
+          <w:lang w:val="en-US"/>
+        </w:rPr>
+        <w:t>:[{pid:</w:t>
+      </w:r>
+      <w:proofErr w:type="gramStart"/>
+      <w:r>
+        <w:rPr>
+          <w:highlight w:val="yellow"/>
+          <w:lang w:val="en-US"/>
+        </w:rPr>
+        <w:t>1111,tech</w:t>
+      </w:r>
+      <w:proofErr w:type="gramEnd"/>
+      <w:r>
+        <w:rPr>
+          <w:highlight w:val="yellow"/>
+          <w:lang w:val="en-US"/>
+        </w:rPr>
+        <w:t>:"Python"</w:t>
+      </w:r>
+      <w:proofErr w:type="gramStart"/>
+      <w:r>
+        <w:rPr>
+          <w:highlight w:val="yellow"/>
+          <w:lang w:val="en-US"/>
+        </w:rPr>
+        <w:t>},{</w:t>
+      </w:r>
+      <w:proofErr w:type="gramEnd"/>
+      <w:r>
+        <w:rPr>
+          <w:highlight w:val="yellow"/>
+          <w:lang w:val="en-US"/>
+        </w:rPr>
+        <w:t>pid:</w:t>
+      </w:r>
+      <w:proofErr w:type="gramStart"/>
+      <w:r>
+        <w:rPr>
+          <w:highlight w:val="yellow"/>
+          <w:lang w:val="en-US"/>
+        </w:rPr>
+        <w:t>333,tech</w:t>
+      </w:r>
+      <w:proofErr w:type="gramEnd"/>
+      <w:r>
+        <w:rPr>
+          <w:highlight w:val="yellow"/>
+          <w:lang w:val="en-US"/>
+        </w:rPr>
+        <w:t>:"Java"}]});</w:t>
+      </w:r>
+    </w:p>
+    <w:p>
+      <w:pPr>
+        <w:rPr>
+          <w:lang w:val="en-US"/>
+        </w:rPr>
+      </w:pPr>
+    </w:p>
+    <w:p>
+      <w:pPr>
+        <w:rPr>
+          <w:lang w:val="en-US"/>
+        </w:rPr>
+      </w:pPr>
+      <w:r>
+        <w:rPr>
+          <w:lang w:val="en-US"/>
+        </w:rPr>
+        <w:t xml:space="preserve">retrieve with embedded property conditions value </w:t>
+      </w:r>
+    </w:p>
+    <w:p>
+      <w:pPr>
+        <w:rPr>
+          <w:lang w:val="en-US"/>
+        </w:rPr>
+      </w:pPr>
+      <w:proofErr w:type="spellStart"/>
+      <w:proofErr w:type="gramStart"/>
+      <w:r>
+        <w:rPr>
+          <w:highlight w:val="yellow"/>
+          <w:lang w:val="en-US"/>
+        </w:rPr>
+        <w:t>db.employeeInfo.find</w:t>
+      </w:r>
+      <w:proofErr w:type="spellEnd"/>
+      <w:proofErr w:type="gramEnd"/>
+      <w:r>
+        <w:rPr>
+          <w:highlight w:val="yellow"/>
+          <w:lang w:val="en-US"/>
+        </w:rPr>
+        <w:t>({"</w:t>
+      </w:r>
+      <w:proofErr w:type="spellStart"/>
+      <w:proofErr w:type="gramStart"/>
+      <w:r>
+        <w:rPr>
+          <w:highlight w:val="yellow"/>
+          <w:lang w:val="en-US"/>
+        </w:rPr>
+        <w:t>projects.tech</w:t>
+      </w:r>
+      <w:proofErr w:type="gramEnd"/>
+      <w:r>
+        <w:rPr>
+          <w:highlight w:val="yellow"/>
+          <w:lang w:val="en-US"/>
+        </w:rPr>
+        <w:t>":"</w:t>
+      </w:r>
+      <w:proofErr w:type="gramStart"/>
+      <w:r>
+        <w:rPr>
+          <w:highlight w:val="yellow"/>
+          <w:lang w:val="en-US"/>
+        </w:rPr>
+        <w:t>Java</w:t>
+      </w:r>
+      <w:proofErr w:type="spellEnd"/>
+      <w:r>
+        <w:rPr>
+          <w:highlight w:val="yellow"/>
+          <w:lang w:val="en-US"/>
+        </w:rPr>
+        <w:t>"}</w:t>
+      </w:r>
+      <w:proofErr w:type="gramEnd"/>
+      <w:r>
+        <w:rPr>
+          <w:highlight w:val="yellow"/>
+          <w:lang w:val="en-US"/>
+        </w:rPr>
+        <w:t>);</w:t>
+      </w:r>
+    </w:p>
+    <w:p>
+      <w:pPr>
+        <w:rPr>
+          <w:lang w:val="en-US"/>
+        </w:rPr>
+      </w:pPr>
+    </w:p>
+    <w:p>
+      <w:pPr>
+        <w:rPr>
+          <w:lang w:val="en-US"/>
+        </w:rPr>
+      </w:pPr>
+      <w:r>
+        <w:rPr>
+          <w:lang w:val="en-US"/>
+        </w:rPr>
+        <w:t xml:space="preserve">One to One style example </w:t>
+      </w:r>
+    </w:p>
+    <w:p>
+      <w:pPr>
+        <w:rPr>
+          <w:lang w:val="en-US"/>
+        </w:rPr>
+      </w:pPr>
+      <w:proofErr w:type="spellStart"/>
+      <w:proofErr w:type="gramStart"/>
+      <w:r>
+        <w:rPr>
+          <w:lang w:val="en-US"/>
+        </w:rPr>
+        <w:t>db.students</w:t>
+      </w:r>
+      <w:proofErr w:type="gramEnd"/>
+      <w:r>
+        <w:rPr>
+          <w:lang w:val="en-US"/>
+        </w:rPr>
+        <w:t>_</w:t>
+      </w:r>
+      <w:proofErr w:type="gramStart"/>
+      <w:r>
+        <w:rPr>
+          <w:lang w:val="en-US"/>
+        </w:rPr>
+        <w:t>single.insertMany</w:t>
+      </w:r>
+      <w:proofErr w:type="spellEnd"/>
+      <w:proofErr w:type="gramEnd"/>
+      <w:r>
+        <w:rPr>
+          <w:lang w:val="en-US"/>
+        </w:rPr>
+        <w:t>([</w:t>
+      </w:r>
+    </w:p>
+    <w:p>
+      <w:pPr>
+        <w:rPr>
+          <w:lang w:val="en-US"/>
+        </w:rPr>
+      </w:pPr>
+      <w:r>
+        <w:rPr>
+          <w:lang w:val="en-US"/>
+        </w:rPr>
+        <w:t>{</w:t>
+      </w:r>
+    </w:p>
+    <w:p>
+      <w:pPr>
+        <w:rPr>
+          <w:lang w:val="en-US"/>
+        </w:rPr>
+      </w:pPr>
+      <w:r>
+        <w:rPr>
+          <w:lang w:val="en-US"/>
+        </w:rPr>
+        <w:t xml:space="preserve">  _id: 1,</w:t>
+      </w:r>
+    </w:p>
+    <w:p>
+      <w:pPr>
+        <w:rPr>
+          <w:lang w:val="en-US"/>
+        </w:rPr>
+      </w:pPr>
+      <w:r>
+        <w:rPr>
+          <w:lang w:val="en-US"/>
+        </w:rPr>
+        <w:t xml:space="preserve">  </w:t>
+      </w:r>
+      <w:proofErr w:type="spellStart"/>
+      <w:r>
+        <w:rPr>
+          <w:lang w:val="en-US"/>
+        </w:rPr>
+        <w:t>fname</w:t>
+      </w:r>
+      <w:proofErr w:type="spellEnd"/>
+      <w:r>
+        <w:rPr>
+          <w:lang w:val="en-US"/>
+        </w:rPr>
+        <w:t>: "John",</w:t>
+      </w:r>
+    </w:p>
+    <w:p>
+      <w:pPr>
+        <w:rPr>
+          <w:lang w:val="en-US"/>
+        </w:rPr>
+      </w:pPr>
+      <w:r>
+        <w:rPr>
+          <w:lang w:val="en-US"/>
+        </w:rPr>
+        <w:t xml:space="preserve">  </w:t>
+      </w:r>
+      <w:proofErr w:type="spellStart"/>
+      <w:r>
+        <w:rPr>
+          <w:lang w:val="en-US"/>
+        </w:rPr>
+        <w:t>lname</w:t>
+      </w:r>
+      <w:proofErr w:type="spellEnd"/>
+      <w:r>
+        <w:rPr>
+          <w:lang w:val="en-US"/>
+        </w:rPr>
+        <w:t>: "Doe",</w:t>
+      </w:r>
+    </w:p>
+    <w:p>
+      <w:pPr>
+        <w:rPr>
+          <w:lang w:val="en-US"/>
+        </w:rPr>
+      </w:pPr>
+      <w:r>
+        <w:rPr>
+          <w:lang w:val="en-US"/>
+        </w:rPr>
+        <w:lastRenderedPageBreak/>
+        <w:t xml:space="preserve">  age: 22,</w:t>
+      </w:r>
+    </w:p>
+    <w:p>
+      <w:pPr>
+        <w:rPr>
+          <w:lang w:val="en-US"/>
+        </w:rPr>
+      </w:pPr>
+      <w:r>
+        <w:rPr>
+          <w:lang w:val="en-US"/>
+        </w:rPr>
+        <w:t xml:space="preserve">  city: "New York",</w:t>
+      </w:r>
+    </w:p>
+    <w:p>
+      <w:pPr>
+        <w:rPr>
+          <w:lang w:val="en-US"/>
+        </w:rPr>
+      </w:pPr>
+      <w:r>
+        <w:rPr>
+          <w:lang w:val="en-US"/>
+        </w:rPr>
+        <w:t xml:space="preserve">  skills: ["Java", "MongoDB", "Spring"],</w:t>
+      </w:r>
+    </w:p>
+    <w:p>
+      <w:pPr>
+        <w:rPr>
+          <w:lang w:val="en-US"/>
+        </w:rPr>
+      </w:pPr>
+      <w:r>
+        <w:rPr>
+          <w:lang w:val="en-US"/>
+        </w:rPr>
+        <w:t xml:space="preserve">  </w:t>
+      </w:r>
+      <w:proofErr w:type="gramStart"/>
+      <w:r>
+        <w:rPr>
+          <w:lang w:val="en-US"/>
+        </w:rPr>
+        <w:t>department: {</w:t>
+      </w:r>
+      <w:proofErr w:type="gramEnd"/>
+    </w:p>
+    <w:p>
+      <w:pPr>
+        <w:rPr>
+          <w:lang w:val="en-US"/>
+        </w:rPr>
+      </w:pPr>
+      <w:r>
+        <w:rPr>
+          <w:lang w:val="en-US"/>
+        </w:rPr>
+        <w:t xml:space="preserve">    </w:t>
+      </w:r>
+      <w:proofErr w:type="spellStart"/>
+      <w:r>
+        <w:rPr>
+          <w:lang w:val="en-US"/>
+        </w:rPr>
+        <w:t>deptId</w:t>
+      </w:r>
+      <w:proofErr w:type="spellEnd"/>
+      <w:r>
+        <w:rPr>
+          <w:lang w:val="en-US"/>
+        </w:rPr>
+        <w:t>: 101,</w:t>
+      </w:r>
+    </w:p>
+    <w:p>
+      <w:pPr>
+        <w:rPr>
+          <w:lang w:val="en-US"/>
+        </w:rPr>
+      </w:pPr>
+      <w:r>
+        <w:rPr>
+          <w:lang w:val="en-US"/>
+        </w:rPr>
+        <w:t xml:space="preserve">    </w:t>
+      </w:r>
+      <w:proofErr w:type="spellStart"/>
+      <w:r>
+        <w:rPr>
+          <w:lang w:val="en-US"/>
+        </w:rPr>
+        <w:t>deptName</w:t>
+      </w:r>
+      <w:proofErr w:type="spellEnd"/>
+      <w:r>
+        <w:rPr>
+          <w:lang w:val="en-US"/>
+        </w:rPr>
+        <w:t>: "Computer Science",</w:t>
+      </w:r>
+    </w:p>
+    <w:p>
+      <w:pPr>
+        <w:rPr>
+          <w:lang w:val="en-US"/>
+        </w:rPr>
+      </w:pPr>
+      <w:r>
+        <w:rPr>
+          <w:lang w:val="en-US"/>
+        </w:rPr>
+        <w:t xml:space="preserve">    location: "Building A"</w:t>
+      </w:r>
+    </w:p>
+    <w:p>
+      <w:pPr>
+        <w:rPr>
+          <w:lang w:val="en-US"/>
+        </w:rPr>
+      </w:pPr>
+      <w:r>
+        <w:rPr>
+          <w:lang w:val="en-US"/>
+        </w:rPr>
+        <w:t xml:space="preserve">  }</w:t>
+      </w:r>
+    </w:p>
+    <w:p>
+      <w:pPr>
+        <w:rPr>
+          <w:lang w:val="en-US"/>
+        </w:rPr>
+      </w:pPr>
+      <w:r>
+        <w:rPr>
+          <w:lang w:val="en-US"/>
+        </w:rPr>
+        <w:t>},</w:t>
+      </w:r>
+    </w:p>
+    <w:p>
+      <w:pPr>
+        <w:rPr>
+          <w:lang w:val="en-US"/>
+        </w:rPr>
+      </w:pPr>
+      <w:r>
+        <w:rPr>
+          <w:lang w:val="en-US"/>
+        </w:rPr>
+        <w:t>{</w:t>
+      </w:r>
+    </w:p>
+    <w:p>
+      <w:pPr>
+        <w:rPr>
+          <w:lang w:val="en-US"/>
+        </w:rPr>
+      </w:pPr>
+      <w:r>
+        <w:rPr>
+          <w:lang w:val="en-US"/>
+        </w:rPr>
+        <w:t xml:space="preserve">  _id: 2,</w:t>
+      </w:r>
+    </w:p>
+    <w:p>
+      <w:pPr>
+        <w:rPr>
+          <w:lang w:val="en-US"/>
+        </w:rPr>
+      </w:pPr>
+      <w:r>
+        <w:rPr>
+          <w:lang w:val="en-US"/>
+        </w:rPr>
+        <w:t xml:space="preserve">  </w:t>
+      </w:r>
+      <w:proofErr w:type="spellStart"/>
+      <w:r>
+        <w:rPr>
+          <w:lang w:val="en-US"/>
+        </w:rPr>
+        <w:t>fname</w:t>
+      </w:r>
+      <w:proofErr w:type="spellEnd"/>
+      <w:r>
+        <w:rPr>
+          <w:lang w:val="en-US"/>
+        </w:rPr>
+        <w:t>: "Jane",</w:t>
+      </w:r>
+    </w:p>
+    <w:p>
+      <w:pPr>
+        <w:rPr>
+          <w:lang w:val="en-US"/>
+        </w:rPr>
+      </w:pPr>
+      <w:r>
+        <w:rPr>
+          <w:lang w:val="en-US"/>
+        </w:rPr>
+        <w:t xml:space="preserve">  </w:t>
+      </w:r>
+      <w:proofErr w:type="spellStart"/>
+      <w:r>
+        <w:rPr>
+          <w:lang w:val="en-US"/>
+        </w:rPr>
+        <w:t>lname</w:t>
+      </w:r>
+      <w:proofErr w:type="spellEnd"/>
+      <w:r>
+        <w:rPr>
+          <w:lang w:val="en-US"/>
+        </w:rPr>
+        <w:t>: "Smith",</w:t>
+      </w:r>
+    </w:p>
+    <w:p>
+      <w:pPr>
+        <w:rPr>
+          <w:lang w:val="en-US"/>
+        </w:rPr>
+      </w:pPr>
+      <w:r>
+        <w:rPr>
+          <w:lang w:val="en-US"/>
+        </w:rPr>
+        <w:t xml:space="preserve">  age: 24,</w:t>
+      </w:r>
+    </w:p>
+    <w:p>
+      <w:pPr>
+        <w:rPr>
+          <w:lang w:val="en-US"/>
+        </w:rPr>
+      </w:pPr>
+      <w:r>
+        <w:rPr>
+          <w:lang w:val="en-US"/>
+        </w:rPr>
+        <w:t xml:space="preserve">  city: "Los Angeles",</w:t>
+      </w:r>
+    </w:p>
+    <w:p>
+      <w:pPr>
+        <w:rPr>
+          <w:lang w:val="en-US"/>
+        </w:rPr>
+      </w:pPr>
+      <w:r>
+        <w:rPr>
+          <w:lang w:val="en-US"/>
+        </w:rPr>
+        <w:t xml:space="preserve">  skills: ["Python", "SQL"],</w:t>
+      </w:r>
+    </w:p>
+    <w:p>
+      <w:pPr>
+        <w:rPr>
+          <w:lang w:val="en-US"/>
+        </w:rPr>
+      </w:pPr>
+      <w:r>
+        <w:rPr>
+          <w:lang w:val="en-US"/>
+        </w:rPr>
+        <w:t xml:space="preserve">  </w:t>
+      </w:r>
+      <w:proofErr w:type="gramStart"/>
+      <w:r>
+        <w:rPr>
+          <w:lang w:val="en-US"/>
+        </w:rPr>
+        <w:t>department: {</w:t>
+      </w:r>
+      <w:proofErr w:type="gramEnd"/>
+    </w:p>
+    <w:p>
+      <w:pPr>
+        <w:rPr>
+          <w:lang w:val="en-US"/>
+        </w:rPr>
+      </w:pPr>
+      <w:r>
+        <w:rPr>
+          <w:lang w:val="en-US"/>
+        </w:rPr>
+        <w:t xml:space="preserve">    </w:t>
+      </w:r>
+      <w:proofErr w:type="spellStart"/>
+      <w:r>
+        <w:rPr>
+          <w:lang w:val="en-US"/>
+        </w:rPr>
+        <w:t>deptId</w:t>
+      </w:r>
+      <w:proofErr w:type="spellEnd"/>
+      <w:r>
+        <w:rPr>
+          <w:lang w:val="en-US"/>
+        </w:rPr>
+        <w:t>: 102,</w:t>
+      </w:r>
+    </w:p>
+    <w:p>
+      <w:pPr>
+        <w:rPr>
+          <w:lang w:val="en-US"/>
+        </w:rPr>
+      </w:pPr>
+      <w:r>
+        <w:rPr>
+          <w:lang w:val="en-US"/>
+        </w:rPr>
+        <w:t xml:space="preserve">    </w:t>
+      </w:r>
+      <w:proofErr w:type="spellStart"/>
+      <w:r>
+        <w:rPr>
+          <w:lang w:val="en-US"/>
+        </w:rPr>
+        <w:t>deptName</w:t>
+      </w:r>
+      <w:proofErr w:type="spellEnd"/>
+      <w:r>
+        <w:rPr>
+          <w:lang w:val="en-US"/>
+        </w:rPr>
+        <w:t>: "Mechanical",</w:t>
+      </w:r>
+    </w:p>
+    <w:p>
+      <w:pPr>
+        <w:rPr>
+          <w:lang w:val="en-US"/>
+        </w:rPr>
+      </w:pPr>
+      <w:r>
+        <w:rPr>
+          <w:lang w:val="en-US"/>
+        </w:rPr>
+        <w:t xml:space="preserve">    location: "Building B"</w:t>
+      </w:r>
+    </w:p>
+    <w:p>
+      <w:pPr>
+        <w:rPr>
+          <w:lang w:val="en-US"/>
+        </w:rPr>
+      </w:pPr>
+      <w:r>
+        <w:rPr>
+          <w:lang w:val="en-US"/>
+        </w:rPr>
+        <w:t xml:space="preserve">  }</w:t>
+      </w:r>
+    </w:p>
+    <w:p>
+      <w:pPr>
+        <w:rPr>
+          <w:lang w:val="en-US"/>
+        </w:rPr>
+      </w:pPr>
+      <w:r>
+        <w:rPr>
+          <w:lang w:val="en-US"/>
+        </w:rPr>
+        <w:t>},</w:t>
+      </w:r>
+    </w:p>
+    <w:p>
+      <w:pPr>
+        <w:rPr>
+          <w:lang w:val="en-US"/>
+        </w:rPr>
+      </w:pPr>
+      <w:r>
+        <w:rPr>
+          <w:lang w:val="en-US"/>
+        </w:rPr>
+        <w:t>{</w:t>
+      </w:r>
+    </w:p>
+    <w:p>
+      <w:pPr>
+        <w:rPr>
+          <w:lang w:val="en-US"/>
+        </w:rPr>
+      </w:pPr>
+      <w:r>
+        <w:rPr>
+          <w:lang w:val="en-US"/>
+        </w:rPr>
+        <w:t xml:space="preserve">  _id: 3,</w:t>
+      </w:r>
+    </w:p>
+    <w:p>
+      <w:pPr>
+        <w:rPr>
+          <w:lang w:val="en-US"/>
+        </w:rPr>
+      </w:pPr>
+      <w:r>
+        <w:rPr>
+          <w:lang w:val="en-US"/>
+        </w:rPr>
+        <w:t xml:space="preserve">  </w:t>
+      </w:r>
+      <w:proofErr w:type="spellStart"/>
+      <w:r>
+        <w:rPr>
+          <w:lang w:val="en-US"/>
+        </w:rPr>
+        <w:t>fname</w:t>
+      </w:r>
+      <w:proofErr w:type="spellEnd"/>
+      <w:r>
+        <w:rPr>
+          <w:lang w:val="en-US"/>
+        </w:rPr>
+        <w:t>: "Mike",</w:t>
+      </w:r>
+    </w:p>
+    <w:p>
+      <w:pPr>
+        <w:rPr>
+          <w:lang w:val="en-US"/>
+        </w:rPr>
+      </w:pPr>
+      <w:r>
+        <w:rPr>
+          <w:lang w:val="en-US"/>
+        </w:rPr>
+        <w:t xml:space="preserve">  </w:t>
+      </w:r>
+      <w:proofErr w:type="spellStart"/>
+      <w:r>
+        <w:rPr>
+          <w:lang w:val="en-US"/>
+        </w:rPr>
+        <w:t>lname</w:t>
+      </w:r>
+      <w:proofErr w:type="spellEnd"/>
+      <w:r>
+        <w:rPr>
+          <w:lang w:val="en-US"/>
+        </w:rPr>
+        <w:t>: "Johnson",</w:t>
+      </w:r>
+    </w:p>
+    <w:p>
+      <w:pPr>
+        <w:rPr>
+          <w:lang w:val="en-US"/>
+        </w:rPr>
+      </w:pPr>
+      <w:r>
+        <w:rPr>
+          <w:lang w:val="en-US"/>
+        </w:rPr>
+        <w:t xml:space="preserve">  age: 23,</w:t>
+      </w:r>
+    </w:p>
+    <w:p>
+      <w:pPr>
+        <w:rPr>
+          <w:lang w:val="en-US"/>
+        </w:rPr>
+      </w:pPr>
+      <w:r>
+        <w:rPr>
+          <w:lang w:val="en-US"/>
+        </w:rPr>
+        <w:t xml:space="preserve">  city: "Chicago",</w:t>
+      </w:r>
+    </w:p>
+    <w:p>
+      <w:pPr>
+        <w:rPr>
+          <w:lang w:val="en-US"/>
+        </w:rPr>
+      </w:pPr>
+      <w:r>
+        <w:rPr>
+          <w:lang w:val="en-US"/>
+        </w:rPr>
+        <w:lastRenderedPageBreak/>
+        <w:t xml:space="preserve">  skills: ["C++", "Embedded Systems"],</w:t>
+      </w:r>
+    </w:p>
+    <w:p>
+      <w:pPr>
+        <w:rPr>
+          <w:lang w:val="en-US"/>
+        </w:rPr>
+      </w:pPr>
+      <w:r>
+        <w:rPr>
+          <w:lang w:val="en-US"/>
+        </w:rPr>
+        <w:t xml:space="preserve">  </w:t>
+      </w:r>
+      <w:proofErr w:type="gramStart"/>
+      <w:r>
+        <w:rPr>
+          <w:lang w:val="en-US"/>
+        </w:rPr>
+        <w:t>department: {</w:t>
+      </w:r>
+      <w:proofErr w:type="gramEnd"/>
+    </w:p>
+    <w:p>
+      <w:pPr>
+        <w:rPr>
+          <w:lang w:val="en-US"/>
+        </w:rPr>
+      </w:pPr>
+      <w:r>
+        <w:rPr>
+          <w:lang w:val="en-US"/>
+        </w:rPr>
+        <w:t xml:space="preserve">    </w:t>
+      </w:r>
+      <w:proofErr w:type="spellStart"/>
+      <w:r>
+        <w:rPr>
+          <w:lang w:val="en-US"/>
+        </w:rPr>
+        <w:t>deptId</w:t>
+      </w:r>
+      <w:proofErr w:type="spellEnd"/>
+      <w:r>
+        <w:rPr>
+          <w:lang w:val="en-US"/>
+        </w:rPr>
+        <w:t>: 103,</w:t>
+      </w:r>
+    </w:p>
+    <w:p>
+      <w:pPr>
+        <w:rPr>
+          <w:lang w:val="en-US"/>
+        </w:rPr>
+      </w:pPr>
+      <w:r>
+        <w:rPr>
+          <w:lang w:val="en-US"/>
+        </w:rPr>
+        <w:t xml:space="preserve">    </w:t>
+      </w:r>
+      <w:proofErr w:type="spellStart"/>
+      <w:r>
+        <w:rPr>
+          <w:lang w:val="en-US"/>
+        </w:rPr>
+        <w:t>deptName</w:t>
+      </w:r>
+      <w:proofErr w:type="spellEnd"/>
+      <w:r>
+        <w:rPr>
+          <w:lang w:val="en-US"/>
+        </w:rPr>
+        <w:t>: "Electrical",</w:t>
+      </w:r>
+    </w:p>
+    <w:p>
+      <w:pPr>
+        <w:rPr>
+          <w:lang w:val="en-US"/>
+        </w:rPr>
+      </w:pPr>
+      <w:r>
+        <w:rPr>
+          <w:lang w:val="en-US"/>
+        </w:rPr>
+        <w:t xml:space="preserve">    location: "Building C"</w:t>
+      </w:r>
+    </w:p>
+    <w:p>
+      <w:pPr>
+        <w:rPr>
+          <w:lang w:val="en-US"/>
+        </w:rPr>
+      </w:pPr>
+      <w:r>
+        <w:rPr>
+          <w:lang w:val="en-US"/>
+        </w:rPr>
+        <w:t xml:space="preserve">  }</w:t>
+      </w:r>
+    </w:p>
+    <w:p>
+      <w:pPr>
+        <w:rPr>
+          <w:lang w:val="en-US"/>
+        </w:rPr>
+      </w:pPr>
+      <w:r>
+        <w:rPr>
+          <w:lang w:val="en-US"/>
+        </w:rPr>
+        <w:t>}</w:t>
+      </w:r>
+    </w:p>
+    <w:p>
+      <w:pPr>
+        <w:rPr>
+          <w:lang w:val="en-US"/>
+        </w:rPr>
+      </w:pPr>
+      <w:r>
+        <w:rPr>
+          <w:lang w:val="en-US"/>
+        </w:rPr>
+        <w:t>]);</w:t>
+      </w:r>
+    </w:p>
+    <w:p>
+      <w:pPr>
+        <w:rPr>
+          <w:lang w:val="en-US"/>
+        </w:rPr>
+      </w:pPr>
+    </w:p>
+    <w:p>
+      <w:pPr>
+        <w:rPr>
+          <w:lang w:val="en-US"/>
+        </w:rPr>
+      </w:pPr>
+      <w:r>
+        <w:rPr>
+          <w:lang w:val="en-US"/>
+        </w:rPr>
+        <w:t xml:space="preserve">One </w:t>
+      </w:r>
+      <w:proofErr w:type="gramStart"/>
+      <w:r>
+        <w:rPr>
+          <w:lang w:val="en-US"/>
+        </w:rPr>
+        <w:t>to</w:t>
+      </w:r>
+      <w:proofErr w:type="gramEnd"/>
+      <w:r>
+        <w:rPr>
+          <w:lang w:val="en-US"/>
+        </w:rPr>
+        <w:t xml:space="preserve"> many style relationship </w:t>
+      </w:r>
+    </w:p>
+    <w:p>
+      <w:pPr>
+        <w:rPr>
+          <w:lang w:val="en-US"/>
+        </w:rPr>
+      </w:pPr>
+    </w:p>
+    <w:p>
+      <w:pPr>
+        <w:rPr>
+          <w:lang w:val="en-US"/>
+        </w:rPr>
+      </w:pPr>
+      <w:proofErr w:type="spellStart"/>
+      <w:proofErr w:type="gramStart"/>
+      <w:r>
+        <w:rPr>
+          <w:lang w:val="en-US"/>
+        </w:rPr>
+        <w:t>db.students</w:t>
+      </w:r>
+      <w:proofErr w:type="gramEnd"/>
+      <w:r>
+        <w:rPr>
+          <w:lang w:val="en-US"/>
+        </w:rPr>
+        <w:t>_</w:t>
+      </w:r>
+      <w:proofErr w:type="gramStart"/>
+      <w:r>
+        <w:rPr>
+          <w:lang w:val="en-US"/>
+        </w:rPr>
+        <w:t>multi.insertMany</w:t>
+      </w:r>
+      <w:proofErr w:type="spellEnd"/>
+      <w:proofErr w:type="gramEnd"/>
+      <w:r>
+        <w:rPr>
+          <w:lang w:val="en-US"/>
+        </w:rPr>
+        <w:t>([</w:t>
+      </w:r>
+    </w:p>
+    <w:p>
+      <w:pPr>
+        <w:rPr>
+          <w:lang w:val="en-US"/>
+        </w:rPr>
+      </w:pPr>
+      <w:r>
+        <w:rPr>
+          <w:lang w:val="en-US"/>
+        </w:rPr>
+        <w:t>{</w:t>
+      </w:r>
+    </w:p>
+    <w:p>
+      <w:pPr>
+        <w:rPr>
+          <w:lang w:val="en-US"/>
+        </w:rPr>
+      </w:pPr>
+      <w:r>
+        <w:rPr>
+          <w:lang w:val="en-US"/>
+        </w:rPr>
+        <w:t xml:space="preserve">  _id: 1,</w:t>
+      </w:r>
+    </w:p>
+    <w:p>
+      <w:pPr>
+        <w:rPr>
+          <w:lang w:val="en-US"/>
+        </w:rPr>
+      </w:pPr>
+      <w:r>
+        <w:rPr>
+          <w:lang w:val="en-US"/>
+        </w:rPr>
+        <w:t xml:space="preserve">  </w:t>
+      </w:r>
+      <w:proofErr w:type="spellStart"/>
+      <w:r>
+        <w:rPr>
+          <w:lang w:val="en-US"/>
+        </w:rPr>
+        <w:t>fname</w:t>
+      </w:r>
+      <w:proofErr w:type="spellEnd"/>
+      <w:r>
+        <w:rPr>
+          <w:lang w:val="en-US"/>
+        </w:rPr>
+        <w:t>: "John",</w:t>
+      </w:r>
+    </w:p>
+    <w:p>
+      <w:pPr>
+        <w:rPr>
+          <w:lang w:val="en-US"/>
+        </w:rPr>
+      </w:pPr>
+      <w:r>
+        <w:rPr>
+          <w:lang w:val="en-US"/>
+        </w:rPr>
+        <w:t xml:space="preserve">  age: 22,</w:t>
+      </w:r>
+    </w:p>
+    <w:p>
+      <w:pPr>
+        <w:rPr>
+          <w:lang w:val="en-US"/>
+        </w:rPr>
+      </w:pPr>
+      <w:r>
+        <w:rPr>
+          <w:lang w:val="en-US"/>
+        </w:rPr>
+        <w:t xml:space="preserve">  city: "New York",</w:t>
+      </w:r>
+    </w:p>
+    <w:p>
+      <w:pPr>
+        <w:rPr>
+          <w:lang w:val="en-US"/>
+        </w:rPr>
+      </w:pPr>
+      <w:r>
+        <w:rPr>
+          <w:lang w:val="en-US"/>
+        </w:rPr>
+        <w:t xml:space="preserve">  skills: ["Java", "MongoDB"],</w:t>
+      </w:r>
+    </w:p>
+    <w:p>
+      <w:pPr>
+        <w:rPr>
+          <w:lang w:val="en-US"/>
+        </w:rPr>
+      </w:pPr>
+      <w:r>
+        <w:rPr>
+          <w:lang w:val="en-US"/>
+        </w:rPr>
+        <w:t xml:space="preserve">  courses: [</w:t>
+      </w:r>
+    </w:p>
+    <w:p>
+      <w:pPr>
+        <w:rPr>
+          <w:lang w:val="en-US"/>
+        </w:rPr>
+      </w:pPr>
+      <w:r>
+        <w:rPr>
+          <w:lang w:val="en-US"/>
+        </w:rPr>
+        <w:t xml:space="preserve">    </w:t>
+      </w:r>
+      <w:proofErr w:type="gramStart"/>
+      <w:r>
+        <w:rPr>
+          <w:lang w:val="en-US"/>
+        </w:rPr>
+        <w:t xml:space="preserve">{ </w:t>
+      </w:r>
+      <w:proofErr w:type="spellStart"/>
+      <w:r>
+        <w:rPr>
+          <w:lang w:val="en-US"/>
+        </w:rPr>
+        <w:t>courseId</w:t>
+      </w:r>
+      <w:proofErr w:type="spellEnd"/>
+      <w:proofErr w:type="gramEnd"/>
+      <w:r>
+        <w:rPr>
+          <w:lang w:val="en-US"/>
+        </w:rPr>
+        <w:t xml:space="preserve">: 1, </w:t>
+      </w:r>
+      <w:proofErr w:type="spellStart"/>
+      <w:r>
+        <w:rPr>
+          <w:lang w:val="en-US"/>
+        </w:rPr>
+        <w:t>courseName</w:t>
+      </w:r>
+      <w:proofErr w:type="spellEnd"/>
+      <w:r>
+        <w:rPr>
+          <w:lang w:val="en-US"/>
+        </w:rPr>
+        <w:t xml:space="preserve">: "DBMS", marks: </w:t>
+      </w:r>
+      <w:proofErr w:type="gramStart"/>
+      <w:r>
+        <w:rPr>
+          <w:lang w:val="en-US"/>
+        </w:rPr>
+        <w:t>85 }</w:t>
+      </w:r>
+      <w:proofErr w:type="gramEnd"/>
+      <w:r>
+        <w:rPr>
+          <w:lang w:val="en-US"/>
+        </w:rPr>
+        <w:t>,</w:t>
+      </w:r>
+    </w:p>
+    <w:p>
+      <w:pPr>
+        <w:rPr>
+          <w:lang w:val="en-US"/>
+        </w:rPr>
+      </w:pPr>
+      <w:r>
+        <w:rPr>
+          <w:lang w:val="en-US"/>
+        </w:rPr>
+        <w:t xml:space="preserve">    </w:t>
+      </w:r>
+      <w:proofErr w:type="gramStart"/>
+      <w:r>
+        <w:rPr>
+          <w:lang w:val="en-US"/>
+        </w:rPr>
+        <w:t xml:space="preserve">{ </w:t>
+      </w:r>
+      <w:proofErr w:type="spellStart"/>
+      <w:r>
+        <w:rPr>
+          <w:lang w:val="en-US"/>
+        </w:rPr>
+        <w:t>courseId</w:t>
+      </w:r>
+      <w:proofErr w:type="spellEnd"/>
+      <w:proofErr w:type="gramEnd"/>
+      <w:r>
+        <w:rPr>
+          <w:lang w:val="en-US"/>
+        </w:rPr>
+        <w:t xml:space="preserve">: 2, </w:t>
+      </w:r>
+      <w:proofErr w:type="spellStart"/>
+      <w:r>
+        <w:rPr>
+          <w:lang w:val="en-US"/>
+        </w:rPr>
+        <w:t>courseName</w:t>
+      </w:r>
+      <w:proofErr w:type="spellEnd"/>
+      <w:r>
+        <w:rPr>
+          <w:lang w:val="en-US"/>
+        </w:rPr>
+        <w:t xml:space="preserve">: "OS", marks: </w:t>
+      </w:r>
+      <w:proofErr w:type="gramStart"/>
+      <w:r>
+        <w:rPr>
+          <w:lang w:val="en-US"/>
+        </w:rPr>
+        <w:t>78 }</w:t>
+      </w:r>
+      <w:proofErr w:type="gramEnd"/>
+    </w:p>
+    <w:p>
+      <w:pPr>
+        <w:rPr>
+          <w:lang w:val="en-US"/>
+        </w:rPr>
+      </w:pPr>
+      <w:r>
+        <w:rPr>
+          <w:lang w:val="en-US"/>
+        </w:rPr>
+        <w:t xml:space="preserve">  ]</w:t>
+      </w:r>
+    </w:p>
+    <w:p>
+      <w:pPr>
+        <w:rPr>
+          <w:lang w:val="en-US"/>
+        </w:rPr>
+      </w:pPr>
+      <w:r>
+        <w:rPr>
+          <w:lang w:val="en-US"/>
+        </w:rPr>
+        <w:t>},</w:t>
+      </w:r>
+    </w:p>
+    <w:p>
+      <w:pPr>
+        <w:rPr>
+          <w:lang w:val="en-US"/>
+        </w:rPr>
+      </w:pPr>
+      <w:r>
+        <w:rPr>
+          <w:lang w:val="en-US"/>
+        </w:rPr>
+        <w:t>{</w:t>
+      </w:r>
+    </w:p>
+    <w:p>
+      <w:pPr>
+        <w:rPr>
+          <w:lang w:val="en-US"/>
+        </w:rPr>
+      </w:pPr>
+      <w:r>
+        <w:rPr>
+          <w:lang w:val="en-US"/>
+        </w:rPr>
+        <w:t xml:space="preserve">  _id: 2,</w:t>
+      </w:r>
+    </w:p>
+    <w:p>
+      <w:pPr>
+        <w:rPr>
+          <w:lang w:val="en-US"/>
+        </w:rPr>
+      </w:pPr>
+      <w:r>
+        <w:rPr>
+          <w:lang w:val="en-US"/>
+        </w:rPr>
+        <w:t xml:space="preserve">  </w:t>
+      </w:r>
+      <w:proofErr w:type="spellStart"/>
+      <w:r>
+        <w:rPr>
+          <w:lang w:val="en-US"/>
+        </w:rPr>
+        <w:t>fname</w:t>
+      </w:r>
+      <w:proofErr w:type="spellEnd"/>
+      <w:r>
+        <w:rPr>
+          <w:lang w:val="en-US"/>
+        </w:rPr>
+        <w:t>: "Jane",</w:t>
+      </w:r>
+    </w:p>
+    <w:p>
+      <w:pPr>
+        <w:rPr>
+          <w:lang w:val="en-US"/>
+        </w:rPr>
+      </w:pPr>
+      <w:r>
+        <w:rPr>
+          <w:lang w:val="en-US"/>
+        </w:rPr>
+        <w:t xml:space="preserve">  age: 24,</w:t>
+      </w:r>
+    </w:p>
+    <w:p>
+      <w:pPr>
+        <w:rPr>
+          <w:lang w:val="en-US"/>
+        </w:rPr>
+      </w:pPr>
+      <w:r>
+        <w:rPr>
+          <w:lang w:val="en-US"/>
+        </w:rPr>
+        <w:t xml:space="preserve">  city: "Los Angeles",</w:t>
+      </w:r>
+    </w:p>
+    <w:p>
+      <w:pPr>
+        <w:rPr>
+          <w:lang w:val="en-US"/>
+        </w:rPr>
+      </w:pPr>
+      <w:r>
+        <w:rPr>
+          <w:lang w:val="en-US"/>
+        </w:rPr>
+        <w:lastRenderedPageBreak/>
+        <w:t xml:space="preserve">  skills: ["Python", "Django"],</w:t>
+      </w:r>
+    </w:p>
+    <w:p>
+      <w:pPr>
+        <w:rPr>
+          <w:lang w:val="en-US"/>
+        </w:rPr>
+      </w:pPr>
+      <w:r>
+        <w:rPr>
+          <w:lang w:val="en-US"/>
+        </w:rPr>
+        <w:t xml:space="preserve">  courses: [</w:t>
+      </w:r>
+    </w:p>
+    <w:p>
+      <w:pPr>
+        <w:rPr>
+          <w:lang w:val="en-US"/>
+        </w:rPr>
+      </w:pPr>
+      <w:r>
+        <w:rPr>
+          <w:lang w:val="en-US"/>
+        </w:rPr>
+        <w:t xml:space="preserve">    </w:t>
+      </w:r>
+      <w:proofErr w:type="gramStart"/>
+      <w:r>
+        <w:rPr>
+          <w:lang w:val="en-US"/>
+        </w:rPr>
+        <w:t xml:space="preserve">{ </w:t>
+      </w:r>
+      <w:proofErr w:type="spellStart"/>
+      <w:r>
+        <w:rPr>
+          <w:lang w:val="en-US"/>
+        </w:rPr>
+        <w:t>courseId</w:t>
+      </w:r>
+      <w:proofErr w:type="spellEnd"/>
+      <w:proofErr w:type="gramEnd"/>
+      <w:r>
+        <w:rPr>
+          <w:lang w:val="en-US"/>
+        </w:rPr>
+        <w:t xml:space="preserve">: 3, </w:t>
+      </w:r>
+      <w:proofErr w:type="spellStart"/>
+      <w:r>
+        <w:rPr>
+          <w:lang w:val="en-US"/>
+        </w:rPr>
+        <w:t>courseName</w:t>
+      </w:r>
+      <w:proofErr w:type="spellEnd"/>
+      <w:r>
+        <w:rPr>
+          <w:lang w:val="en-US"/>
+        </w:rPr>
+        <w:t xml:space="preserve">: "AI", marks: </w:t>
+      </w:r>
+      <w:proofErr w:type="gramStart"/>
+      <w:r>
+        <w:rPr>
+          <w:lang w:val="en-US"/>
+        </w:rPr>
+        <w:t>90 }</w:t>
+      </w:r>
+      <w:proofErr w:type="gramEnd"/>
+      <w:r>
+        <w:rPr>
+          <w:lang w:val="en-US"/>
+        </w:rPr>
+        <w:t>,</w:t>
+      </w:r>
+    </w:p>
+    <w:p>
+      <w:pPr>
+        <w:rPr>
+          <w:lang w:val="en-US"/>
+        </w:rPr>
+      </w:pPr>
+      <w:r>
+        <w:rPr>
+          <w:lang w:val="en-US"/>
+        </w:rPr>
+        <w:t xml:space="preserve">    </w:t>
+      </w:r>
+      <w:proofErr w:type="gramStart"/>
+      <w:r>
+        <w:rPr>
+          <w:lang w:val="en-US"/>
+        </w:rPr>
+        <w:t xml:space="preserve">{ </w:t>
+      </w:r>
+      <w:proofErr w:type="spellStart"/>
+      <w:r>
+        <w:rPr>
+          <w:lang w:val="en-US"/>
+        </w:rPr>
+        <w:t>courseId</w:t>
+      </w:r>
+      <w:proofErr w:type="spellEnd"/>
+      <w:proofErr w:type="gramEnd"/>
+      <w:r>
+        <w:rPr>
+          <w:lang w:val="en-US"/>
+        </w:rPr>
+        <w:t xml:space="preserve">: 4, </w:t>
+      </w:r>
+      <w:proofErr w:type="spellStart"/>
+      <w:r>
+        <w:rPr>
+          <w:lang w:val="en-US"/>
+        </w:rPr>
+        <w:t>courseName</w:t>
+      </w:r>
+      <w:proofErr w:type="spellEnd"/>
+      <w:r>
+        <w:rPr>
+          <w:lang w:val="en-US"/>
+        </w:rPr>
+        <w:t xml:space="preserve">: "ML", marks: </w:t>
+      </w:r>
+      <w:proofErr w:type="gramStart"/>
+      <w:r>
+        <w:rPr>
+          <w:lang w:val="en-US"/>
+        </w:rPr>
+        <w:t>88 }</w:t>
+      </w:r>
+      <w:proofErr w:type="gramEnd"/>
+    </w:p>
+    <w:p>
+      <w:pPr>
+        <w:rPr>
+          <w:lang w:val="en-US"/>
+        </w:rPr>
+      </w:pPr>
+      <w:r>
+        <w:rPr>
+          <w:lang w:val="en-US"/>
+        </w:rPr>
+        <w:t xml:space="preserve">  ]</w:t>
+      </w:r>
+    </w:p>
+    <w:p>
+      <w:pPr>
+        <w:rPr>
+          <w:lang w:val="en-US"/>
+        </w:rPr>
+      </w:pPr>
+      <w:r>
+        <w:rPr>
+          <w:lang w:val="en-US"/>
+        </w:rPr>
+        <w:t>},</w:t>
+      </w:r>
+    </w:p>
+    <w:p>
+      <w:pPr>
+        <w:rPr>
+          <w:lang w:val="en-US"/>
+        </w:rPr>
+      </w:pPr>
+      <w:r>
+        <w:rPr>
+          <w:lang w:val="en-US"/>
+        </w:rPr>
+        <w:t>{</w:t>
+      </w:r>
+    </w:p>
+    <w:p>
+      <w:pPr>
+        <w:rPr>
+          <w:lang w:val="en-US"/>
+        </w:rPr>
+      </w:pPr>
+      <w:r>
+        <w:rPr>
+          <w:lang w:val="en-US"/>
+        </w:rPr>
+        <w:t xml:space="preserve">  _id: 3,</w:t>
+      </w:r>
+    </w:p>
+    <w:p>
+      <w:pPr>
+        <w:rPr>
+          <w:lang w:val="en-US"/>
+        </w:rPr>
+      </w:pPr>
+      <w:r>
+        <w:rPr>
+          <w:lang w:val="en-US"/>
+        </w:rPr>
+        <w:t xml:space="preserve">  </w:t>
+      </w:r>
+      <w:proofErr w:type="spellStart"/>
+      <w:r>
+        <w:rPr>
+          <w:lang w:val="en-US"/>
+        </w:rPr>
+        <w:t>fname</w:t>
+      </w:r>
+      <w:proofErr w:type="spellEnd"/>
+      <w:r>
+        <w:rPr>
+          <w:lang w:val="en-US"/>
+        </w:rPr>
+        <w:t>: "Mike",</w:t>
+      </w:r>
+    </w:p>
+    <w:p>
+      <w:pPr>
+        <w:rPr>
+          <w:lang w:val="en-US"/>
+        </w:rPr>
+      </w:pPr>
+      <w:r>
+        <w:rPr>
+          <w:lang w:val="en-US"/>
+        </w:rPr>
+        <w:t xml:space="preserve">  age: 23,</w:t>
+      </w:r>
+    </w:p>
+    <w:p>
+      <w:pPr>
+        <w:rPr>
+          <w:lang w:val="en-US"/>
+        </w:rPr>
+      </w:pPr>
+      <w:r>
+        <w:rPr>
+          <w:lang w:val="en-US"/>
+        </w:rPr>
+        <w:t xml:space="preserve">  city: "Chicago",</w:t>
+      </w:r>
+    </w:p>
+    <w:p>
+      <w:pPr>
+        <w:rPr>
+          <w:lang w:val="en-US"/>
+        </w:rPr>
+      </w:pPr>
+      <w:r>
+        <w:rPr>
+          <w:lang w:val="en-US"/>
+        </w:rPr>
+        <w:t xml:space="preserve">  skills: ["C++", "Linux"],</w:t>
+      </w:r>
+    </w:p>
+    <w:p>
+      <w:pPr>
+        <w:rPr>
+          <w:lang w:val="en-US"/>
+        </w:rPr>
+      </w:pPr>
+      <w:r>
+        <w:rPr>
+          <w:lang w:val="en-US"/>
+        </w:rPr>
+        <w:t xml:space="preserve">  courses: [</w:t>
+      </w:r>
+    </w:p>
+    <w:p>
+      <w:pPr>
+        <w:rPr>
+          <w:lang w:val="en-US"/>
+        </w:rPr>
+      </w:pPr>
+      <w:r>
+        <w:rPr>
+          <w:lang w:val="en-US"/>
+        </w:rPr>
+        <w:t xml:space="preserve">    </w:t>
+      </w:r>
+      <w:proofErr w:type="gramStart"/>
+      <w:r>
+        <w:rPr>
+          <w:lang w:val="en-US"/>
+        </w:rPr>
+        <w:t xml:space="preserve">{ </w:t>
+      </w:r>
+      <w:proofErr w:type="spellStart"/>
+      <w:r>
+        <w:rPr>
+          <w:lang w:val="en-US"/>
+        </w:rPr>
+        <w:t>courseId</w:t>
+      </w:r>
+      <w:proofErr w:type="spellEnd"/>
+      <w:proofErr w:type="gramEnd"/>
+      <w:r>
+        <w:rPr>
+          <w:lang w:val="en-US"/>
+        </w:rPr>
+        <w:t xml:space="preserve">: 5, </w:t>
+      </w:r>
+      <w:proofErr w:type="spellStart"/>
+      <w:r>
+        <w:rPr>
+          <w:lang w:val="en-US"/>
+        </w:rPr>
+        <w:t>courseName</w:t>
+      </w:r>
+      <w:proofErr w:type="spellEnd"/>
+      <w:r>
+        <w:rPr>
+          <w:lang w:val="en-US"/>
+        </w:rPr>
+        <w:t xml:space="preserve">: "Networking", marks: </w:t>
+      </w:r>
+      <w:proofErr w:type="gramStart"/>
+      <w:r>
+        <w:rPr>
+          <w:lang w:val="en-US"/>
+        </w:rPr>
+        <w:t>75 }</w:t>
+      </w:r>
+      <w:proofErr w:type="gramEnd"/>
+      <w:r>
+        <w:rPr>
+          <w:lang w:val="en-US"/>
+        </w:rPr>
+        <w:t>,</w:t>
+      </w:r>
+    </w:p>
+    <w:p>
+      <w:pPr>
+        <w:rPr>
+          <w:lang w:val="en-US"/>
+        </w:rPr>
+      </w:pPr>
+      <w:r>
+        <w:rPr>
+          <w:lang w:val="en-US"/>
+        </w:rPr>
+        <w:t xml:space="preserve">    </w:t>
+      </w:r>
+      <w:proofErr w:type="gramStart"/>
+      <w:r>
+        <w:rPr>
+          <w:lang w:val="en-US"/>
+        </w:rPr>
+        <w:t xml:space="preserve">{ </w:t>
+      </w:r>
+      <w:proofErr w:type="spellStart"/>
+      <w:r>
+        <w:rPr>
+          <w:lang w:val="en-US"/>
+        </w:rPr>
+        <w:t>courseId</w:t>
+      </w:r>
+      <w:proofErr w:type="spellEnd"/>
+      <w:proofErr w:type="gramEnd"/>
+      <w:r>
+        <w:rPr>
+          <w:lang w:val="en-US"/>
+        </w:rPr>
+        <w:t xml:space="preserve">: 6, </w:t>
+      </w:r>
+      <w:proofErr w:type="spellStart"/>
+      <w:r>
+        <w:rPr>
+          <w:lang w:val="en-US"/>
+        </w:rPr>
+        <w:t>courseName</w:t>
+      </w:r>
+      <w:proofErr w:type="spellEnd"/>
+      <w:r>
+        <w:rPr>
+          <w:lang w:val="en-US"/>
+        </w:rPr>
+        <w:t xml:space="preserve">: "Security", marks: </w:t>
+      </w:r>
+      <w:proofErr w:type="gramStart"/>
+      <w:r>
+        <w:rPr>
+          <w:lang w:val="en-US"/>
+        </w:rPr>
+        <w:t>80 }</w:t>
+      </w:r>
+      <w:proofErr w:type="gramEnd"/>
+    </w:p>
+    <w:p>
+      <w:pPr>
+        <w:rPr>
+          <w:lang w:val="en-US"/>
+        </w:rPr>
+      </w:pPr>
+      <w:r>
+        <w:rPr>
+          <w:lang w:val="en-US"/>
+        </w:rPr>
+        <w:t xml:space="preserve">  ]</w:t>
+      </w:r>
+    </w:p>
+    <w:p>
+      <w:pPr>
+        <w:rPr>
+          <w:lang w:val="en-US"/>
+        </w:rPr>
+      </w:pPr>
+      <w:r>
+        <w:rPr>
+          <w:lang w:val="en-US"/>
+        </w:rPr>
+        <w:t>}</w:t>
+      </w:r>
+    </w:p>
+    <w:p>
+      <w:pPr>
+        <w:rPr>
+          <w:lang w:val="en-US"/>
+        </w:rPr>
+      </w:pPr>
+      <w:r>
+        <w:rPr>
+          <w:lang w:val="en-US"/>
+        </w:rPr>
+        <w:t>]);</w:t>
+      </w:r>
+    </w:p>
+    <w:p>
+      <w:pPr>
+        <w:rPr>
+          <w:lang w:val="en-US"/>
+        </w:rPr>
+      </w:pPr>
+    </w:p>
+    <w:p>
+      <w:pPr>
+        <w:rPr>
+          <w:lang w:val="en-US"/>
+        </w:rPr>
+      </w:pPr>
+    </w:p>
+    <w:p>
+      <w:pPr>
+        <w:rPr>
+          <w:lang w:val="en-US"/>
+        </w:rPr>
+      </w:pPr>
+    </w:p>
+    <w:p>
+      <w:pPr>
+        <w:rPr>
+          <w:lang w:val="en-US"/>
+        </w:rPr>
+      </w:pPr>
+    </w:p>
+    <w:p>
+      <w:pPr>
+        <w:ind w:left="360"/>
+        <w:rPr>
+          <w:lang w:val="en-US"/>
+        </w:rPr>
+      </w:pPr>
+    </w:p>
+    <w:p>
+      <w:pPr>
+        <w:rPr>
+          <w:lang w:val="en-US"/>
+        </w:rPr>
+      </w:pPr>
+    </w:p>
+    <w:p>
+      <w:pPr>
+        <w:rPr>
+          <w:lang w:val="en-US"/>
+        </w:rPr>
+      </w:pPr>
+      <w:r>
+        <w:rPr>
+          <w:lang w:val="en-US"/>
+        </w:rPr>
+        <w:t xml:space="preserve"> </w:t>
+      </w:r>
     </w:p>
     <w:p>
       <w:pPr>
@@ -3366,6 +5640,95 @@
     </w:lvl>
   </w:abstractNum>
   <w:abstractNum w:abstractNumId="14" w15:restartNumberingAfterBreak="0">
+    <w:nsid w:val="5CA32407"/>
+    <w:multiLevelType w:val="hybridMultilevel"/>
+    <w:tmpl w:val="125C97D4"/>
+    <w:lvl w:ilvl="0" w:tplc="4009000F">
+      <w:start w:val="1"/>
+      <w:numFmt w:val="decimal"/>
+      <w:lvlText w:val="%1."/>
+      <w:lvlJc w:val="left"/>
+      <w:pPr>
+        <w:ind w:left="720" w:hanging="360"/>
+      </w:pPr>
+      <w:rPr>
+        <w:rFonts w:hint="default"/>
+      </w:rPr>
+    </w:lvl>
+    <w:lvl w:ilvl="1" w:tplc="40090019" w:tentative="1">
+      <w:start w:val="1"/>
+      <w:numFmt w:val="lowerLetter"/>
+      <w:lvlText w:val="%2."/>
+      <w:lvlJc w:val="left"/>
+      <w:pPr>
+        <w:ind w:left="1440" w:hanging="360"/>
+      </w:pPr>
+    </w:lvl>
+    <w:lvl w:ilvl="2" w:tplc="4009001B" w:tentative="1">
+      <w:start w:val="1"/>
+      <w:numFmt w:val="lowerRoman"/>
+      <w:lvlText w:val="%3."/>
+      <w:lvlJc w:val="right"/>
+      <w:pPr>
+        <w:ind w:left="2160" w:hanging="180"/>
+      </w:pPr>
+    </w:lvl>
+    <w:lvl w:ilvl="3" w:tplc="4009000F" w:tentative="1">
+      <w:start w:val="1"/>
+      <w:numFmt w:val="decimal"/>
+      <w:lvlText w:val="%4."/>
+      <w:lvlJc w:val="left"/>
+      <w:pPr>
+        <w:ind w:left="2880" w:hanging="360"/>
+      </w:pPr>
+    </w:lvl>
+    <w:lvl w:ilvl="4" w:tplc="40090019" w:tentative="1">
+      <w:start w:val="1"/>
+      <w:numFmt w:val="lowerLetter"/>
+      <w:lvlText w:val="%5."/>
+      <w:lvlJc w:val="left"/>
+      <w:pPr>
+        <w:ind w:left="3600" w:hanging="360"/>
+      </w:pPr>
+    </w:lvl>
+    <w:lvl w:ilvl="5" w:tplc="4009001B" w:tentative="1">
+      <w:start w:val="1"/>
+      <w:numFmt w:val="lowerRoman"/>
+      <w:lvlText w:val="%6."/>
+      <w:lvlJc w:val="right"/>
+      <w:pPr>
+        <w:ind w:left="4320" w:hanging="180"/>
+      </w:pPr>
+    </w:lvl>
+    <w:lvl w:ilvl="6" w:tplc="4009000F" w:tentative="1">
+      <w:start w:val="1"/>
+      <w:numFmt w:val="decimal"/>
+      <w:lvlText w:val="%7."/>
+      <w:lvlJc w:val="left"/>
+      <w:pPr>
+        <w:ind w:left="5040" w:hanging="360"/>
+      </w:pPr>
+    </w:lvl>
+    <w:lvl w:ilvl="7" w:tplc="40090019" w:tentative="1">
+      <w:start w:val="1"/>
+      <w:numFmt w:val="lowerLetter"/>
+      <w:lvlText w:val="%8."/>
+      <w:lvlJc w:val="left"/>
+      <w:pPr>
+        <w:ind w:left="5760" w:hanging="360"/>
+      </w:pPr>
+    </w:lvl>
+    <w:lvl w:ilvl="8" w:tplc="4009001B" w:tentative="1">
+      <w:start w:val="1"/>
+      <w:numFmt w:val="lowerRoman"/>
+      <w:lvlText w:val="%9."/>
+      <w:lvlJc w:val="right"/>
+      <w:pPr>
+        <w:ind w:left="6480" w:hanging="180"/>
+      </w:pPr>
+    </w:lvl>
+  </w:abstractNum>
+  <w:abstractNum w:abstractNumId="15" w15:restartNumberingAfterBreak="0">
     <w:nsid w:val="6055747D"/>
     <w:multiLevelType w:val="hybridMultilevel"/>
     <w:tmpl w:val="01AEAF14"/>
@@ -3454,7 +5817,7 @@
       </w:pPr>
     </w:lvl>
   </w:abstractNum>
-  <w:abstractNum w:abstractNumId="15" w15:restartNumberingAfterBreak="0">
+  <w:abstractNum w:abstractNumId="16" w15:restartNumberingAfterBreak="0">
     <w:nsid w:val="63046C3C"/>
     <w:multiLevelType w:val="hybridMultilevel"/>
     <w:tmpl w:val="7F3213C6"/>
@@ -3543,7 +5906,7 @@
       </w:pPr>
     </w:lvl>
   </w:abstractNum>
-  <w:abstractNum w:abstractNumId="16" w15:restartNumberingAfterBreak="0">
+  <w:abstractNum w:abstractNumId="17" w15:restartNumberingAfterBreak="0">
     <w:nsid w:val="6DCA1C7B"/>
     <w:multiLevelType w:val="hybridMultilevel"/>
     <w:tmpl w:val="B530A692"/>
@@ -3632,7 +5995,7 @@
       </w:pPr>
     </w:lvl>
   </w:abstractNum>
-  <w:abstractNum w:abstractNumId="17" w15:restartNumberingAfterBreak="0">
+  <w:abstractNum w:abstractNumId="18" w15:restartNumberingAfterBreak="0">
     <w:nsid w:val="7DA44281"/>
     <w:multiLevelType w:val="hybridMultilevel"/>
     <w:tmpl w:val="A2E4747A"/>
@@ -3722,7 +6085,7 @@
     </w:lvl>
   </w:abstractNum>
   <w:num w:numId="1" w16cid:durableId="318315926">
-    <w:abstractNumId w:val="15"/>
+    <w:abstractNumId w:val="16"/>
   </w:num>
   <w:num w:numId="2" w16cid:durableId="1197039546">
     <w:abstractNumId w:val="1"/>
@@ -3743,7 +6106,7 @@
     <w:abstractNumId w:val="2"/>
   </w:num>
   <w:num w:numId="8" w16cid:durableId="1384909820">
-    <w:abstractNumId w:val="16"/>
+    <w:abstractNumId w:val="17"/>
   </w:num>
   <w:num w:numId="9" w16cid:durableId="80298204">
     <w:abstractNumId w:val="13"/>
@@ -3755,7 +6118,7 @@
     <w:abstractNumId w:val="6"/>
   </w:num>
   <w:num w:numId="12" w16cid:durableId="517352503">
-    <w:abstractNumId w:val="14"/>
+    <w:abstractNumId w:val="15"/>
   </w:num>
   <w:num w:numId="13" w16cid:durableId="571089783">
     <w:abstractNumId w:val="5"/>
@@ -3764,7 +6127,7 @@
     <w:abstractNumId w:val="4"/>
   </w:num>
   <w:num w:numId="15" w16cid:durableId="807011369">
-    <w:abstractNumId w:val="17"/>
+    <w:abstractNumId w:val="18"/>
   </w:num>
   <w:num w:numId="16" w16cid:durableId="2068871923">
     <w:abstractNumId w:val="7"/>
@@ -3774,6 +6137,9 @@
   </w:num>
   <w:num w:numId="18" w16cid:durableId="1889681542">
     <w:abstractNumId w:val="9"/>
+  </w:num>
+  <w:num w:numId="19" w16cid:durableId="787092123">
+    <w:abstractNumId w:val="14"/>
   </w:num>
 </w:numbering>
 </file>

--- a/FSD MERN - Designing and Managing Databases with MongoDB/FSD - Designing and Managing Databases with MongoDB - Day 7 - 30-04-206.docx
+++ b/FSD MERN - Designing and Managing Databases with MongoDB/FSD - Designing and Managing Databases with MongoDB - Day 7 - 30-04-206.docx
@@ -4227,6 +4227,359 @@
     <w:p>
       <w:pPr>
         <w:rPr>
+          <w:b/>
+          <w:bCs/>
+          <w:lang w:val="en-US"/>
+        </w:rPr>
+      </w:pPr>
+      <w:r>
+        <w:rPr>
+          <w:b/>
+          <w:bCs/>
+          <w:lang w:val="en-US"/>
+        </w:rPr>
+        <w:t xml:space="preserve">Find </w:t>
+      </w:r>
+      <w:proofErr w:type="gramStart"/>
+      <w:r>
+        <w:rPr>
+          <w:b/>
+          <w:bCs/>
+          <w:lang w:val="en-US"/>
+        </w:rPr>
+        <w:t>document</w:t>
+      </w:r>
+      <w:proofErr w:type="gramEnd"/>
+      <w:r>
+        <w:rPr>
+          <w:b/>
+          <w:bCs/>
+          <w:lang w:val="en-US"/>
+        </w:rPr>
+        <w:t xml:space="preserve"> from embedded collection </w:t>
+      </w:r>
+    </w:p>
+    <w:p>
+      <w:pPr>
+        <w:rPr>
+          <w:lang w:val="en-US"/>
+        </w:rPr>
+      </w:pPr>
+      <w:proofErr w:type="spellStart"/>
+      <w:proofErr w:type="gramStart"/>
+      <w:r>
+        <w:rPr>
+          <w:highlight w:val="yellow"/>
+          <w:lang w:val="en-US"/>
+        </w:rPr>
+        <w:t>db.students</w:t>
+      </w:r>
+      <w:proofErr w:type="gramEnd"/>
+      <w:r>
+        <w:rPr>
+          <w:highlight w:val="yellow"/>
+          <w:lang w:val="en-US"/>
+        </w:rPr>
+        <w:t>_</w:t>
+      </w:r>
+      <w:proofErr w:type="gramStart"/>
+      <w:r>
+        <w:rPr>
+          <w:highlight w:val="yellow"/>
+          <w:lang w:val="en-US"/>
+        </w:rPr>
+        <w:t>multi.find</w:t>
+      </w:r>
+      <w:proofErr w:type="spellEnd"/>
+      <w:proofErr w:type="gramEnd"/>
+      <w:r>
+        <w:rPr>
+          <w:highlight w:val="yellow"/>
+          <w:lang w:val="en-US"/>
+        </w:rPr>
+        <w:t>({"</w:t>
+      </w:r>
+      <w:proofErr w:type="gramStart"/>
+      <w:r>
+        <w:rPr>
+          <w:highlight w:val="yellow"/>
+          <w:lang w:val="en-US"/>
+        </w:rPr>
+        <w:t>courses.</w:t>
+      </w:r>
+      <w:proofErr w:type="spellStart"/>
+      <w:r>
+        <w:rPr>
+          <w:highlight w:val="yellow"/>
+          <w:lang w:val="en-US"/>
+        </w:rPr>
+        <w:t>courseName</w:t>
+      </w:r>
+      <w:proofErr w:type="spellEnd"/>
+      <w:proofErr w:type="gramEnd"/>
+      <w:r>
+        <w:rPr>
+          <w:highlight w:val="yellow"/>
+          <w:lang w:val="en-US"/>
+        </w:rPr>
+        <w:t>":"</w:t>
+      </w:r>
+      <w:proofErr w:type="gramStart"/>
+      <w:r>
+        <w:rPr>
+          <w:highlight w:val="yellow"/>
+          <w:lang w:val="en-US"/>
+        </w:rPr>
+        <w:t>Networking"}</w:t>
+      </w:r>
+      <w:proofErr w:type="gramEnd"/>
+      <w:r>
+        <w:rPr>
+          <w:highlight w:val="yellow"/>
+          <w:lang w:val="en-US"/>
+        </w:rPr>
+        <w:t>);</w:t>
+      </w:r>
+    </w:p>
+    <w:p>
+      <w:pPr>
+        <w:rPr>
+          <w:lang w:val="en-US"/>
+        </w:rPr>
+      </w:pPr>
+      <w:proofErr w:type="spellStart"/>
+      <w:proofErr w:type="gramStart"/>
+      <w:r>
+        <w:rPr>
+          <w:highlight w:val="yellow"/>
+          <w:lang w:val="en-US"/>
+        </w:rPr>
+        <w:t>db.students</w:t>
+      </w:r>
+      <w:proofErr w:type="gramEnd"/>
+      <w:r>
+        <w:rPr>
+          <w:highlight w:val="yellow"/>
+          <w:lang w:val="en-US"/>
+        </w:rPr>
+        <w:t>_</w:t>
+      </w:r>
+      <w:proofErr w:type="gramStart"/>
+      <w:r>
+        <w:rPr>
+          <w:highlight w:val="yellow"/>
+          <w:lang w:val="en-US"/>
+        </w:rPr>
+        <w:t>multi.find</w:t>
+      </w:r>
+      <w:proofErr w:type="spellEnd"/>
+      <w:proofErr w:type="gramEnd"/>
+      <w:r>
+        <w:rPr>
+          <w:highlight w:val="yellow"/>
+          <w:lang w:val="en-US"/>
+        </w:rPr>
+        <w:t>({"</w:t>
+      </w:r>
+      <w:proofErr w:type="spellStart"/>
+      <w:proofErr w:type="gramStart"/>
+      <w:r>
+        <w:rPr>
+          <w:highlight w:val="yellow"/>
+          <w:lang w:val="en-US"/>
+        </w:rPr>
+        <w:t>courses.marks</w:t>
+      </w:r>
+      <w:proofErr w:type="spellEnd"/>
+      <w:r>
+        <w:rPr>
+          <w:highlight w:val="yellow"/>
+          <w:lang w:val="en-US"/>
+        </w:rPr>
+        <w:t>":{</w:t>
+      </w:r>
+      <w:proofErr w:type="gramEnd"/>
+      <w:r>
+        <w:rPr>
+          <w:highlight w:val="yellow"/>
+          <w:lang w:val="en-US"/>
+        </w:rPr>
+        <w:t>$gte:</w:t>
+      </w:r>
+      <w:proofErr w:type="gramStart"/>
+      <w:r>
+        <w:rPr>
+          <w:highlight w:val="yellow"/>
+          <w:lang w:val="en-US"/>
+        </w:rPr>
+        <w:t>90}})</w:t>
+      </w:r>
+      <w:proofErr w:type="gramEnd"/>
+      <w:r>
+        <w:rPr>
+          <w:highlight w:val="yellow"/>
+          <w:lang w:val="en-US"/>
+        </w:rPr>
+        <w:t>;</w:t>
+      </w:r>
+    </w:p>
+    <w:p>
+      <w:pPr>
+        <w:rPr>
+          <w:lang w:val="en-US"/>
+        </w:rPr>
+      </w:pPr>
+    </w:p>
+    <w:p>
+      <w:pPr>
+        <w:rPr>
+          <w:lang w:val="en-US"/>
+        </w:rPr>
+      </w:pPr>
+    </w:p>
+    <w:p>
+      <w:pPr>
+        <w:rPr>
+          <w:b/>
+          <w:bCs/>
+          <w:lang w:val="en-US"/>
+        </w:rPr>
+      </w:pPr>
+      <w:r>
+        <w:rPr>
+          <w:b/>
+          <w:bCs/>
+          <w:lang w:val="en-US"/>
+        </w:rPr>
+        <w:t xml:space="preserve">Update one to many embedded style </w:t>
+      </w:r>
+      <w:proofErr w:type="gramStart"/>
+      <w:r>
+        <w:rPr>
+          <w:b/>
+          <w:bCs/>
+          <w:lang w:val="en-US"/>
+        </w:rPr>
+        <w:t>document</w:t>
+      </w:r>
+      <w:proofErr w:type="gramEnd"/>
+      <w:r>
+        <w:rPr>
+          <w:b/>
+          <w:bCs/>
+          <w:lang w:val="en-US"/>
+        </w:rPr>
+        <w:t xml:space="preserve"> with conditions </w:t>
+      </w:r>
+    </w:p>
+    <w:p>
+      <w:pPr>
+        <w:rPr>
+          <w:lang w:val="en-US"/>
+        </w:rPr>
+      </w:pPr>
+      <w:proofErr w:type="gramStart"/>
+      <w:r>
+        <w:rPr>
+          <w:highlight w:val="yellow"/>
+          <w:lang w:val="en-US"/>
+        </w:rPr>
+        <w:t>db.students</w:t>
+      </w:r>
+      <w:proofErr w:type="gramEnd"/>
+      <w:r>
+        <w:rPr>
+          <w:highlight w:val="yellow"/>
+          <w:lang w:val="en-US"/>
+        </w:rPr>
+        <w:t>_</w:t>
+      </w:r>
+      <w:proofErr w:type="gramStart"/>
+      <w:r>
+        <w:rPr>
+          <w:highlight w:val="yellow"/>
+          <w:lang w:val="en-US"/>
+        </w:rPr>
+        <w:t>multi.updateOne</w:t>
+      </w:r>
+      <w:proofErr w:type="gramEnd"/>
+      <w:r>
+        <w:rPr>
+          <w:highlight w:val="yellow"/>
+          <w:lang w:val="en-US"/>
+        </w:rPr>
+        <w:t>({_id:3</w:t>
+      </w:r>
+      <w:proofErr w:type="gramStart"/>
+      <w:r>
+        <w:rPr>
+          <w:highlight w:val="yellow"/>
+          <w:lang w:val="en-US"/>
+        </w:rPr>
+        <w:t>},{</w:t>
+      </w:r>
+      <w:proofErr w:type="gramEnd"/>
+      <w:r>
+        <w:rPr>
+          <w:highlight w:val="yellow"/>
+          <w:lang w:val="en-US"/>
+        </w:rPr>
+        <w:t>$</w:t>
+      </w:r>
+      <w:proofErr w:type="gramStart"/>
+      <w:r>
+        <w:rPr>
+          <w:highlight w:val="yellow"/>
+          <w:lang w:val="en-US"/>
+        </w:rPr>
+        <w:t>set:{</w:t>
+      </w:r>
+      <w:proofErr w:type="gramEnd"/>
+      <w:r>
+        <w:rPr>
+          <w:highlight w:val="yellow"/>
+          <w:lang w:val="en-US"/>
+        </w:rPr>
+        <w:t>"courses.</w:t>
+      </w:r>
+      <w:proofErr w:type="gramStart"/>
+      <w:r>
+        <w:rPr>
+          <w:highlight w:val="yellow"/>
+          <w:lang w:val="en-US"/>
+        </w:rPr>
+        <w:t>1.courseName</w:t>
+      </w:r>
+      <w:proofErr w:type="gramEnd"/>
+      <w:r>
+        <w:rPr>
+          <w:highlight w:val="yellow"/>
+          <w:lang w:val="en-US"/>
+        </w:rPr>
+        <w:t xml:space="preserve">":"Cyber </w:t>
+      </w:r>
+      <w:proofErr w:type="gramStart"/>
+      <w:r>
+        <w:rPr>
+          <w:highlight w:val="yellow"/>
+          <w:lang w:val="en-US"/>
+        </w:rPr>
+        <w:t>Security"}}</w:t>
+      </w:r>
+      <w:proofErr w:type="gramEnd"/>
+      <w:r>
+        <w:rPr>
+          <w:highlight w:val="yellow"/>
+          <w:lang w:val="en-US"/>
+        </w:rPr>
+        <w:t>);</w:t>
+      </w:r>
+    </w:p>
+    <w:p>
+      <w:pPr>
+        <w:rPr>
+          <w:b/>
+          <w:bCs/>
           <w:lang w:val="en-US"/>
         </w:rPr>
       </w:pPr>

--- a/FSD MERN - Designing and Managing Databases with MongoDB/FSD - Designing and Managing Databases with MongoDB - Day 7 - 30-04-206.docx
+++ b/FSD MERN - Designing and Managing Databases with MongoDB/FSD - Designing and Managing Databases with MongoDB - Day 7 - 30-04-206.docx
@@ -4590,13 +4590,139 @@
           <w:lang w:val="en-US"/>
         </w:rPr>
       </w:pPr>
-    </w:p>
-    <w:p>
-      <w:pPr>
-        <w:rPr>
-          <w:lang w:val="en-US"/>
-        </w:rPr>
-      </w:pPr>
+      <w:r>
+        <w:rPr>
+          <w:lang w:val="en-US"/>
+        </w:rPr>
+        <w:lastRenderedPageBreak/>
+        <w:t xml:space="preserve">Adding new embedded property to existing document with condition </w:t>
+      </w:r>
+    </w:p>
+    <w:p>
+      <w:pPr>
+        <w:rPr>
+          <w:lang w:val="en-US"/>
+        </w:rPr>
+      </w:pPr>
+    </w:p>
+    <w:p>
+      <w:pPr>
+        <w:rPr>
+          <w:lang w:val="en-US"/>
+        </w:rPr>
+      </w:pPr>
+      <w:proofErr w:type="gramStart"/>
+      <w:r>
+        <w:rPr>
+          <w:highlight w:val="yellow"/>
+          <w:lang w:val="en-US"/>
+        </w:rPr>
+        <w:t>db.students</w:t>
+      </w:r>
+      <w:proofErr w:type="gramEnd"/>
+      <w:r>
+        <w:rPr>
+          <w:highlight w:val="yellow"/>
+          <w:lang w:val="en-US"/>
+        </w:rPr>
+        <w:t>_</w:t>
+      </w:r>
+      <w:proofErr w:type="gramStart"/>
+      <w:r>
+        <w:rPr>
+          <w:highlight w:val="yellow"/>
+          <w:lang w:val="en-US"/>
+        </w:rPr>
+        <w:t>multi.updateOne</w:t>
+      </w:r>
+      <w:proofErr w:type="gramEnd"/>
+      <w:r>
+        <w:rPr>
+          <w:highlight w:val="yellow"/>
+          <w:lang w:val="en-US"/>
+        </w:rPr>
+        <w:t>({_id:3</w:t>
+      </w:r>
+      <w:proofErr w:type="gramStart"/>
+      <w:r>
+        <w:rPr>
+          <w:highlight w:val="yellow"/>
+          <w:lang w:val="en-US"/>
+        </w:rPr>
+        <w:t>},{</w:t>
+      </w:r>
+      <w:proofErr w:type="gramEnd"/>
+      <w:r>
+        <w:rPr>
+          <w:highlight w:val="yellow"/>
+          <w:lang w:val="en-US"/>
+        </w:rPr>
+        <w:t>$</w:t>
+      </w:r>
+      <w:proofErr w:type="gramStart"/>
+      <w:r>
+        <w:rPr>
+          <w:highlight w:val="yellow"/>
+          <w:lang w:val="en-US"/>
+        </w:rPr>
+        <w:t>push:{courses:{</w:t>
+      </w:r>
+      <w:proofErr w:type="gramEnd"/>
+      <w:r>
+        <w:rPr>
+          <w:highlight w:val="yellow"/>
+          <w:lang w:val="en-US"/>
+        </w:rPr>
+        <w:t>courseId:</w:t>
+      </w:r>
+      <w:proofErr w:type="gramStart"/>
+      <w:r>
+        <w:rPr>
+          <w:highlight w:val="yellow"/>
+          <w:lang w:val="en-US"/>
+        </w:rPr>
+        <w:t>7,courseName</w:t>
+      </w:r>
+      <w:proofErr w:type="gramEnd"/>
+      <w:r>
+        <w:rPr>
+          <w:highlight w:val="yellow"/>
+          <w:lang w:val="en-US"/>
+        </w:rPr>
+        <w:t>:"Java</w:t>
+      </w:r>
+      <w:proofErr w:type="gramStart"/>
+      <w:r>
+        <w:rPr>
+          <w:highlight w:val="yellow"/>
+          <w:lang w:val="en-US"/>
+        </w:rPr>
+        <w:t>",marks</w:t>
+      </w:r>
+      <w:proofErr w:type="gramEnd"/>
+      <w:r>
+        <w:rPr>
+          <w:highlight w:val="yellow"/>
+          <w:lang w:val="en-US"/>
+        </w:rPr>
+        <w:t>:</w:t>
+      </w:r>
+      <w:proofErr w:type="gramStart"/>
+      <w:r>
+        <w:rPr>
+          <w:highlight w:val="yellow"/>
+          <w:lang w:val="en-US"/>
+        </w:rPr>
+        <w:t>67}}})</w:t>
+      </w:r>
+      <w:proofErr w:type="gramEnd"/>
+      <w:r>
+        <w:rPr>
+          <w:highlight w:val="yellow"/>
+          <w:lang w:val="en-US"/>
+        </w:rPr>
+        <w:t>;</w:t>
+      </w:r>
     </w:p>
     <w:p>
       <w:pPr>
@@ -4616,6 +4742,100 @@
     <w:p>
       <w:pPr>
         <w:rPr>
+          <w:b/>
+          <w:bCs/>
+          <w:lang w:val="en-US"/>
+        </w:rPr>
+      </w:pPr>
+      <w:r>
+        <w:rPr>
+          <w:b/>
+          <w:bCs/>
+          <w:lang w:val="en-US"/>
+        </w:rPr>
+        <w:t xml:space="preserve">Linking style relationship </w:t>
+      </w:r>
+    </w:p>
+    <w:p>
+      <w:pPr>
+        <w:rPr>
+          <w:lang w:val="en-US"/>
+        </w:rPr>
+      </w:pPr>
+      <w:r>
+        <w:rPr>
+          <w:lang w:val="en-US"/>
+        </w:rPr>
+        <w:t xml:space="preserve">In This type of </w:t>
+      </w:r>
+      <w:proofErr w:type="gramStart"/>
+      <w:r>
+        <w:rPr>
+          <w:lang w:val="en-US"/>
+        </w:rPr>
+        <w:t>relationship</w:t>
+      </w:r>
+      <w:proofErr w:type="gramEnd"/>
+      <w:r>
+        <w:rPr>
+          <w:lang w:val="en-US"/>
+        </w:rPr>
+        <w:t xml:space="preserve"> we use more than one collection to store the data. </w:t>
+      </w:r>
+    </w:p>
+    <w:p>
+      <w:pPr>
+        <w:pStyle w:val="ListParagraph"/>
+        <w:numPr>
+          <w:ilvl w:val="0"/>
+          <w:numId w:val="20"/>
+        </w:numPr>
+        <w:rPr>
+          <w:lang w:val="en-US"/>
+        </w:rPr>
+      </w:pPr>
+      <w:r>
+        <w:rPr>
+          <w:lang w:val="en-US"/>
+        </w:rPr>
+        <w:t xml:space="preserve">Storing another document unique property </w:t>
+      </w:r>
+      <w:proofErr w:type="spellStart"/>
+      <w:r>
+        <w:rPr>
+          <w:lang w:val="en-US"/>
+        </w:rPr>
+        <w:t>ie</w:t>
+      </w:r>
+      <w:proofErr w:type="spellEnd"/>
+      <w:r>
+        <w:rPr>
+          <w:lang w:val="en-US"/>
+        </w:rPr>
+        <w:t xml:space="preserve"> _id as foreign key </w:t>
+      </w:r>
+    </w:p>
+    <w:p>
+      <w:pPr>
+        <w:pStyle w:val="ListParagraph"/>
+        <w:numPr>
+          <w:ilvl w:val="0"/>
+          <w:numId w:val="20"/>
+        </w:numPr>
+        <w:rPr>
+          <w:lang w:val="en-US"/>
+        </w:rPr>
+      </w:pPr>
+      <w:r>
+        <w:rPr>
+          <w:lang w:val="en-US"/>
+        </w:rPr>
+        <w:t xml:space="preserve">Storing whole documents. </w:t>
+      </w:r>
+    </w:p>
+    <w:p>
+      <w:pPr>
+        <w:rPr>
           <w:lang w:val="en-US"/>
         </w:rPr>
       </w:pPr>
@@ -4632,13 +4852,3023 @@
           <w:lang w:val="en-US"/>
         </w:rPr>
       </w:pPr>
-    </w:p>
-    <w:p>
-      <w:pPr>
-        <w:rPr>
-          <w:lang w:val="en-US"/>
-        </w:rPr>
-      </w:pPr>
+      <w:r>
+        <w:rPr>
+          <w:lang w:val="en-US"/>
+        </w:rPr>
+        <w:t>In RDBMS Trainer and Student relationship One to Many</w:t>
+      </w:r>
+    </w:p>
+    <w:p>
+      <w:pPr>
+        <w:rPr>
+          <w:lang w:val="en-US"/>
+        </w:rPr>
+      </w:pPr>
+    </w:p>
+    <w:p>
+      <w:pPr>
+        <w:rPr>
+          <w:b/>
+          <w:bCs/>
+          <w:lang w:val="en-US"/>
+        </w:rPr>
+      </w:pPr>
+      <w:r>
+        <w:rPr>
+          <w:b/>
+          <w:bCs/>
+          <w:lang w:val="en-US"/>
+        </w:rPr>
+        <w:t xml:space="preserve">Trainer </w:t>
+      </w:r>
+    </w:p>
+    <w:p>
+      <w:pPr>
+        <w:rPr>
+          <w:b/>
+          <w:bCs/>
+          <w:lang w:val="en-US"/>
+        </w:rPr>
+      </w:pPr>
+      <w:r>
+        <w:rPr>
+          <w:b/>
+          <w:bCs/>
+          <w:lang w:val="en-US"/>
+        </w:rPr>
+        <w:t>PK</w:t>
+      </w:r>
+    </w:p>
+    <w:p>
+      <w:pPr>
+        <w:rPr>
+          <w:lang w:val="en-US"/>
+        </w:rPr>
+      </w:pPr>
+      <w:proofErr w:type="spellStart"/>
+      <w:r>
+        <w:rPr>
+          <w:lang w:val="en-US"/>
+        </w:rPr>
+        <w:t>TId</w:t>
+      </w:r>
+      <w:proofErr w:type="spellEnd"/>
+      <w:r>
+        <w:rPr>
+          <w:lang w:val="en-US"/>
+        </w:rPr>
+        <w:tab/>
+      </w:r>
+      <w:r>
+        <w:rPr>
+          <w:lang w:val="en-US"/>
+        </w:rPr>
+        <w:tab/>
+      </w:r>
+      <w:proofErr w:type="spellStart"/>
+      <w:r>
+        <w:rPr>
+          <w:lang w:val="en-US"/>
+        </w:rPr>
+        <w:t>TName</w:t>
+      </w:r>
+      <w:proofErr w:type="spellEnd"/>
+      <w:r>
+        <w:rPr>
+          <w:lang w:val="en-US"/>
+        </w:rPr>
+        <w:tab/>
+      </w:r>
+      <w:r>
+        <w:rPr>
+          <w:lang w:val="en-US"/>
+        </w:rPr>
+        <w:tab/>
+        <w:t xml:space="preserve">Tech </w:t>
+      </w:r>
+    </w:p>
+    <w:p>
+      <w:pPr>
+        <w:rPr>
+          <w:lang w:val="en-US"/>
+        </w:rPr>
+      </w:pPr>
+      <w:r>
+        <w:rPr>
+          <w:lang w:val="en-US"/>
+        </w:rPr>
+        <w:t>1</w:t>
+      </w:r>
+      <w:r>
+        <w:rPr>
+          <w:lang w:val="en-US"/>
+        </w:rPr>
+        <w:tab/>
+      </w:r>
+      <w:r>
+        <w:rPr>
+          <w:lang w:val="en-US"/>
+        </w:rPr>
+        <w:tab/>
+        <w:t>Raj</w:t>
+      </w:r>
+      <w:r>
+        <w:rPr>
+          <w:lang w:val="en-US"/>
+        </w:rPr>
+        <w:tab/>
+      </w:r>
+      <w:r>
+        <w:rPr>
+          <w:lang w:val="en-US"/>
+        </w:rPr>
+        <w:tab/>
+      </w:r>
+      <w:r>
+        <w:rPr>
+          <w:lang w:val="en-US"/>
+        </w:rPr>
+        <w:tab/>
+        <w:t>Java</w:t>
+      </w:r>
+    </w:p>
+    <w:p>
+      <w:pPr>
+        <w:rPr>
+          <w:lang w:val="en-US"/>
+        </w:rPr>
+      </w:pPr>
+      <w:r>
+        <w:rPr>
+          <w:lang w:val="en-US"/>
+        </w:rPr>
+        <w:t>2</w:t>
+      </w:r>
+      <w:r>
+        <w:rPr>
+          <w:lang w:val="en-US"/>
+        </w:rPr>
+        <w:tab/>
+      </w:r>
+      <w:r>
+        <w:rPr>
+          <w:lang w:val="en-US"/>
+        </w:rPr>
+        <w:tab/>
+        <w:t>John</w:t>
+      </w:r>
+      <w:r>
+        <w:rPr>
+          <w:lang w:val="en-US"/>
+        </w:rPr>
+        <w:tab/>
+      </w:r>
+      <w:r>
+        <w:rPr>
+          <w:lang w:val="en-US"/>
+        </w:rPr>
+        <w:tab/>
+      </w:r>
+      <w:r>
+        <w:rPr>
+          <w:lang w:val="en-US"/>
+        </w:rPr>
+        <w:tab/>
+        <w:t xml:space="preserve">Python </w:t>
+      </w:r>
+    </w:p>
+    <w:p>
+      <w:pPr>
+        <w:rPr>
+          <w:b/>
+          <w:bCs/>
+          <w:lang w:val="en-US"/>
+        </w:rPr>
+      </w:pPr>
+      <w:r>
+        <w:rPr>
+          <w:b/>
+          <w:bCs/>
+          <w:lang w:val="en-US"/>
+        </w:rPr>
+        <w:t xml:space="preserve">Student </w:t>
+      </w:r>
+    </w:p>
+    <w:p>
+      <w:pPr>
+        <w:rPr>
+          <w:b/>
+          <w:bCs/>
+          <w:lang w:val="en-US"/>
+        </w:rPr>
+      </w:pPr>
+      <w:r>
+        <w:rPr>
+          <w:b/>
+          <w:bCs/>
+          <w:lang w:val="en-US"/>
+        </w:rPr>
+        <w:t>PK</w:t>
+      </w:r>
+      <w:r>
+        <w:rPr>
+          <w:b/>
+          <w:bCs/>
+          <w:lang w:val="en-US"/>
+        </w:rPr>
+        <w:tab/>
+      </w:r>
+      <w:r>
+        <w:rPr>
+          <w:lang w:val="en-US"/>
+        </w:rPr>
+        <w:tab/>
+      </w:r>
+      <w:r>
+        <w:rPr>
+          <w:lang w:val="en-US"/>
+        </w:rPr>
+        <w:tab/>
+      </w:r>
+      <w:r>
+        <w:rPr>
+          <w:lang w:val="en-US"/>
+        </w:rPr>
+        <w:tab/>
+      </w:r>
+      <w:r>
+        <w:rPr>
+          <w:lang w:val="en-US"/>
+        </w:rPr>
+        <w:tab/>
+      </w:r>
+      <w:r>
+        <w:rPr>
+          <w:lang w:val="en-US"/>
+        </w:rPr>
+        <w:tab/>
+      </w:r>
+      <w:r>
+        <w:rPr>
+          <w:lang w:val="en-US"/>
+        </w:rPr>
+        <w:tab/>
+      </w:r>
+      <w:r>
+        <w:rPr>
+          <w:b/>
+          <w:bCs/>
+          <w:lang w:val="en-US"/>
+        </w:rPr>
+        <w:t>FK</w:t>
+      </w:r>
+    </w:p>
+    <w:p>
+      <w:pPr>
+        <w:rPr>
+          <w:lang w:val="en-US"/>
+        </w:rPr>
+      </w:pPr>
+      <w:r>
+        <w:rPr>
+          <w:lang w:val="en-US"/>
+        </w:rPr>
+        <w:t>Sid</w:t>
+      </w:r>
+      <w:r>
+        <w:rPr>
+          <w:lang w:val="en-US"/>
+        </w:rPr>
+        <w:tab/>
+      </w:r>
+      <w:r>
+        <w:rPr>
+          <w:lang w:val="en-US"/>
+        </w:rPr>
+        <w:tab/>
+      </w:r>
+      <w:proofErr w:type="spellStart"/>
+      <w:r>
+        <w:rPr>
+          <w:lang w:val="en-US"/>
+        </w:rPr>
+        <w:t>SName</w:t>
+      </w:r>
+      <w:proofErr w:type="spellEnd"/>
+      <w:r>
+        <w:rPr>
+          <w:lang w:val="en-US"/>
+        </w:rPr>
+        <w:tab/>
+      </w:r>
+      <w:r>
+        <w:rPr>
+          <w:lang w:val="en-US"/>
+        </w:rPr>
+        <w:tab/>
+        <w:t>Age</w:t>
+      </w:r>
+      <w:r>
+        <w:rPr>
+          <w:lang w:val="en-US"/>
+        </w:rPr>
+        <w:tab/>
+      </w:r>
+      <w:r>
+        <w:rPr>
+          <w:lang w:val="en-US"/>
+        </w:rPr>
+        <w:tab/>
+        <w:t>TID</w:t>
+      </w:r>
+    </w:p>
+    <w:p>
+      <w:pPr>
+        <w:rPr>
+          <w:lang w:val="en-US"/>
+        </w:rPr>
+      </w:pPr>
+      <w:r>
+        <w:rPr>
+          <w:lang w:val="en-US"/>
+        </w:rPr>
+        <w:t>100</w:t>
+      </w:r>
+      <w:r>
+        <w:rPr>
+          <w:lang w:val="en-US"/>
+        </w:rPr>
+        <w:tab/>
+      </w:r>
+      <w:r>
+        <w:rPr>
+          <w:lang w:val="en-US"/>
+        </w:rPr>
+        <w:tab/>
+        <w:t>Neena</w:t>
+      </w:r>
+      <w:r>
+        <w:rPr>
+          <w:lang w:val="en-US"/>
+        </w:rPr>
+        <w:tab/>
+      </w:r>
+      <w:r>
+        <w:rPr>
+          <w:lang w:val="en-US"/>
+        </w:rPr>
+        <w:tab/>
+      </w:r>
+      <w:r>
+        <w:rPr>
+          <w:lang w:val="en-US"/>
+        </w:rPr>
+        <w:tab/>
+        <w:t>21</w:t>
+      </w:r>
+      <w:r>
+        <w:rPr>
+          <w:lang w:val="en-US"/>
+        </w:rPr>
+        <w:tab/>
+      </w:r>
+      <w:r>
+        <w:rPr>
+          <w:lang w:val="en-US"/>
+        </w:rPr>
+        <w:tab/>
+        <w:t>1</w:t>
+      </w:r>
+    </w:p>
+    <w:p>
+      <w:pPr>
+        <w:rPr>
+          <w:lang w:val="en-US"/>
+        </w:rPr>
+      </w:pPr>
+      <w:r>
+        <w:rPr>
+          <w:lang w:val="en-US"/>
+        </w:rPr>
+        <w:t>101</w:t>
+      </w:r>
+      <w:r>
+        <w:rPr>
+          <w:lang w:val="en-US"/>
+        </w:rPr>
+        <w:tab/>
+      </w:r>
+      <w:r>
+        <w:rPr>
+          <w:lang w:val="en-US"/>
+        </w:rPr>
+        <w:tab/>
+        <w:t>Meena</w:t>
+      </w:r>
+      <w:r>
+        <w:rPr>
+          <w:lang w:val="en-US"/>
+        </w:rPr>
+        <w:tab/>
+      </w:r>
+      <w:r>
+        <w:rPr>
+          <w:lang w:val="en-US"/>
+        </w:rPr>
+        <w:tab/>
+      </w:r>
+      <w:r>
+        <w:rPr>
+          <w:lang w:val="en-US"/>
+        </w:rPr>
+        <w:tab/>
+        <w:t>22</w:t>
+      </w:r>
+      <w:r>
+        <w:rPr>
+          <w:lang w:val="en-US"/>
+        </w:rPr>
+        <w:tab/>
+      </w:r>
+      <w:r>
+        <w:rPr>
+          <w:lang w:val="en-US"/>
+        </w:rPr>
+        <w:tab/>
+        <w:t>2</w:t>
+      </w:r>
+    </w:p>
+    <w:p>
+      <w:pPr>
+        <w:rPr>
+          <w:lang w:val="en-US"/>
+        </w:rPr>
+      </w:pPr>
+    </w:p>
+    <w:p>
+      <w:pPr>
+        <w:rPr>
+          <w:lang w:val="en-US"/>
+        </w:rPr>
+      </w:pPr>
+    </w:p>
+    <w:p>
+      <w:pPr>
+        <w:rPr>
+          <w:lang w:val="en-US"/>
+        </w:rPr>
+      </w:pPr>
+    </w:p>
+    <w:p>
+      <w:pPr>
+        <w:rPr>
+          <w:lang w:val="en-US"/>
+        </w:rPr>
+      </w:pPr>
+    </w:p>
+    <w:p>
+      <w:pPr>
+        <w:rPr>
+          <w:lang w:val="en-US"/>
+        </w:rPr>
+      </w:pPr>
+    </w:p>
+    <w:p>
+      <w:pPr>
+        <w:rPr>
+          <w:lang w:val="en-US"/>
+        </w:rPr>
+      </w:pPr>
+    </w:p>
+    <w:p>
+      <w:pPr>
+        <w:rPr>
+          <w:b/>
+          <w:bCs/>
+          <w:lang w:val="en-US"/>
+        </w:rPr>
+      </w:pPr>
+      <w:r>
+        <w:rPr>
+          <w:b/>
+          <w:bCs/>
+          <w:lang w:val="en-US"/>
+        </w:rPr>
+        <w:lastRenderedPageBreak/>
+        <w:t>1</w:t>
+      </w:r>
+      <w:r>
+        <w:rPr>
+          <w:b/>
+          <w:bCs/>
+          <w:vertAlign w:val="superscript"/>
+          <w:lang w:val="en-US"/>
+        </w:rPr>
+        <w:t>st</w:t>
+      </w:r>
+      <w:r>
+        <w:rPr>
+          <w:b/>
+          <w:bCs/>
+          <w:lang w:val="en-US"/>
+        </w:rPr>
+        <w:t xml:space="preserve"> Option </w:t>
+      </w:r>
+    </w:p>
+    <w:p>
+      <w:pPr>
+        <w:rPr>
+          <w:b/>
+          <w:bCs/>
+          <w:lang w:val="en-US"/>
+        </w:rPr>
+      </w:pPr>
+      <w:r>
+        <w:rPr>
+          <w:b/>
+          <w:bCs/>
+          <w:lang w:val="en-US"/>
+        </w:rPr>
+        <w:t xml:space="preserve">In Mongo DB </w:t>
+      </w:r>
+    </w:p>
+    <w:p>
+      <w:pPr>
+        <w:rPr>
+          <w:lang w:val="en-US"/>
+        </w:rPr>
+      </w:pPr>
+      <w:r>
+        <w:rPr>
+          <w:lang w:val="en-US"/>
+        </w:rPr>
+        <w:t xml:space="preserve">Trainer collection </w:t>
+      </w:r>
+      <w:r>
+        <w:rPr>
+          <w:lang w:val="en-US"/>
+        </w:rPr>
+        <w:tab/>
+        <w:t xml:space="preserve">as </w:t>
+      </w:r>
+      <w:r>
+        <w:rPr>
+          <w:b/>
+          <w:bCs/>
+          <w:lang w:val="en-US"/>
+        </w:rPr>
+        <w:t>Trainer1</w:t>
+      </w:r>
+    </w:p>
+    <w:p>
+      <w:pPr>
+        <w:rPr>
+          <w:lang w:val="en-US"/>
+        </w:rPr>
+      </w:pPr>
+      <w:r>
+        <w:rPr>
+          <w:lang w:val="en-US"/>
+        </w:rPr>
+        <w:t xml:space="preserve">Like a Pk </w:t>
+      </w:r>
+    </w:p>
+    <w:p>
+      <w:pPr>
+        <w:rPr>
+          <w:lang w:val="en-US"/>
+        </w:rPr>
+      </w:pPr>
+      <w:r>
+        <w:rPr>
+          <w:lang w:val="en-US"/>
+        </w:rPr>
+        <w:t>_id</w:t>
+      </w:r>
+      <w:r>
+        <w:rPr>
+          <w:lang w:val="en-US"/>
+        </w:rPr>
+        <w:tab/>
+      </w:r>
+      <w:r>
+        <w:rPr>
+          <w:lang w:val="en-US"/>
+        </w:rPr>
+        <w:tab/>
+      </w:r>
+      <w:r>
+        <w:rPr>
+          <w:lang w:val="en-US"/>
+        </w:rPr>
+        <w:tab/>
+      </w:r>
+      <w:proofErr w:type="spellStart"/>
+      <w:r>
+        <w:rPr>
+          <w:lang w:val="en-US"/>
+        </w:rPr>
+        <w:t>TName</w:t>
+      </w:r>
+      <w:proofErr w:type="spellEnd"/>
+      <w:r>
+        <w:rPr>
+          <w:lang w:val="en-US"/>
+        </w:rPr>
+        <w:tab/>
+      </w:r>
+      <w:r>
+        <w:rPr>
+          <w:lang w:val="en-US"/>
+        </w:rPr>
+        <w:tab/>
+        <w:t xml:space="preserve">tech </w:t>
+      </w:r>
+    </w:p>
+    <w:p>
+      <w:pPr>
+        <w:rPr>
+          <w:lang w:val="en-US"/>
+        </w:rPr>
+      </w:pPr>
+      <w:r>
+        <w:rPr>
+          <w:lang w:val="en-US"/>
+        </w:rPr>
+        <w:t>1</w:t>
+      </w:r>
+      <w:r>
+        <w:rPr>
+          <w:lang w:val="en-US"/>
+        </w:rPr>
+        <w:tab/>
+      </w:r>
+      <w:r>
+        <w:rPr>
+          <w:lang w:val="en-US"/>
+        </w:rPr>
+        <w:tab/>
+      </w:r>
+      <w:r>
+        <w:rPr>
+          <w:lang w:val="en-US"/>
+        </w:rPr>
+        <w:tab/>
+        <w:t>Raj</w:t>
+      </w:r>
+      <w:r>
+        <w:rPr>
+          <w:lang w:val="en-US"/>
+        </w:rPr>
+        <w:tab/>
+      </w:r>
+      <w:r>
+        <w:rPr>
+          <w:lang w:val="en-US"/>
+        </w:rPr>
+        <w:tab/>
+      </w:r>
+      <w:r>
+        <w:rPr>
+          <w:lang w:val="en-US"/>
+        </w:rPr>
+        <w:tab/>
+        <w:t>Java</w:t>
+      </w:r>
+    </w:p>
+    <w:p>
+      <w:pPr>
+        <w:rPr>
+          <w:lang w:val="en-US"/>
+        </w:rPr>
+      </w:pPr>
+      <w:r>
+        <w:rPr>
+          <w:lang w:val="en-US"/>
+        </w:rPr>
+        <w:t>2</w:t>
+      </w:r>
+      <w:r>
+        <w:rPr>
+          <w:lang w:val="en-US"/>
+        </w:rPr>
+        <w:tab/>
+      </w:r>
+      <w:r>
+        <w:rPr>
+          <w:lang w:val="en-US"/>
+        </w:rPr>
+        <w:tab/>
+      </w:r>
+      <w:r>
+        <w:rPr>
+          <w:lang w:val="en-US"/>
+        </w:rPr>
+        <w:tab/>
+        <w:t>John</w:t>
+      </w:r>
+      <w:r>
+        <w:rPr>
+          <w:lang w:val="en-US"/>
+        </w:rPr>
+        <w:tab/>
+      </w:r>
+      <w:r>
+        <w:rPr>
+          <w:lang w:val="en-US"/>
+        </w:rPr>
+        <w:tab/>
+      </w:r>
+      <w:r>
+        <w:rPr>
+          <w:lang w:val="en-US"/>
+        </w:rPr>
+        <w:tab/>
+        <w:t xml:space="preserve">Python </w:t>
+      </w:r>
+    </w:p>
+    <w:p>
+      <w:pPr>
+        <w:rPr>
+          <w:lang w:val="en-US"/>
+        </w:rPr>
+      </w:pPr>
+      <w:proofErr w:type="gramStart"/>
+      <w:r>
+        <w:rPr>
+          <w:highlight w:val="yellow"/>
+          <w:lang w:val="en-US"/>
+        </w:rPr>
+        <w:t>db.Trainer1.insertOne</w:t>
+      </w:r>
+      <w:proofErr w:type="gramEnd"/>
+      <w:r>
+        <w:rPr>
+          <w:highlight w:val="yellow"/>
+          <w:lang w:val="en-US"/>
+        </w:rPr>
+        <w:t>({_id:</w:t>
+      </w:r>
+      <w:proofErr w:type="gramStart"/>
+      <w:r>
+        <w:rPr>
+          <w:highlight w:val="yellow"/>
+          <w:lang w:val="en-US"/>
+        </w:rPr>
+        <w:t>1,tname</w:t>
+      </w:r>
+      <w:proofErr w:type="gramEnd"/>
+      <w:r>
+        <w:rPr>
+          <w:highlight w:val="yellow"/>
+          <w:lang w:val="en-US"/>
+        </w:rPr>
+        <w:t>:"Raj</w:t>
+      </w:r>
+      <w:proofErr w:type="gramStart"/>
+      <w:r>
+        <w:rPr>
+          <w:highlight w:val="yellow"/>
+          <w:lang w:val="en-US"/>
+        </w:rPr>
+        <w:t>",tech</w:t>
+      </w:r>
+      <w:proofErr w:type="gramEnd"/>
+      <w:r>
+        <w:rPr>
+          <w:highlight w:val="yellow"/>
+          <w:lang w:val="en-US"/>
+        </w:rPr>
+        <w:t>:"</w:t>
+      </w:r>
+      <w:proofErr w:type="gramStart"/>
+      <w:r>
+        <w:rPr>
+          <w:highlight w:val="yellow"/>
+          <w:lang w:val="en-US"/>
+        </w:rPr>
+        <w:t>Java"}</w:t>
+      </w:r>
+      <w:proofErr w:type="gramEnd"/>
+      <w:r>
+        <w:rPr>
+          <w:highlight w:val="yellow"/>
+          <w:lang w:val="en-US"/>
+        </w:rPr>
+        <w:t>);</w:t>
+      </w:r>
+    </w:p>
+    <w:p>
+      <w:pPr>
+        <w:rPr>
+          <w:lang w:val="en-US"/>
+        </w:rPr>
+      </w:pPr>
+      <w:proofErr w:type="gramStart"/>
+      <w:r>
+        <w:rPr>
+          <w:highlight w:val="yellow"/>
+          <w:lang w:val="en-US"/>
+        </w:rPr>
+        <w:t>db.Trainer1.insertOne({ _</w:t>
+      </w:r>
+      <w:proofErr w:type="gramEnd"/>
+      <w:r>
+        <w:rPr>
+          <w:highlight w:val="yellow"/>
+          <w:lang w:val="en-US"/>
+        </w:rPr>
+        <w:t xml:space="preserve">id: 2, </w:t>
+      </w:r>
+      <w:proofErr w:type="spellStart"/>
+      <w:r>
+        <w:rPr>
+          <w:highlight w:val="yellow"/>
+          <w:lang w:val="en-US"/>
+        </w:rPr>
+        <w:t>tname</w:t>
+      </w:r>
+      <w:proofErr w:type="spellEnd"/>
+      <w:r>
+        <w:rPr>
+          <w:highlight w:val="yellow"/>
+          <w:lang w:val="en-US"/>
+        </w:rPr>
+        <w:t>: "John", tech: "Python</w:t>
+      </w:r>
+      <w:proofErr w:type="gramStart"/>
+      <w:r>
+        <w:rPr>
+          <w:highlight w:val="yellow"/>
+          <w:lang w:val="en-US"/>
+        </w:rPr>
+        <w:t>" }</w:t>
+      </w:r>
+      <w:proofErr w:type="gramEnd"/>
+      <w:r>
+        <w:rPr>
+          <w:highlight w:val="yellow"/>
+          <w:lang w:val="en-US"/>
+        </w:rPr>
+        <w:t>);</w:t>
+      </w:r>
+    </w:p>
+    <w:p>
+      <w:pPr>
+        <w:rPr>
+          <w:lang w:val="en-US"/>
+        </w:rPr>
+      </w:pPr>
+    </w:p>
+    <w:p>
+      <w:pPr>
+        <w:rPr>
+          <w:lang w:val="en-US"/>
+        </w:rPr>
+      </w:pPr>
+      <w:proofErr w:type="spellStart"/>
+      <w:r>
+        <w:rPr>
+          <w:lang w:val="en-US"/>
+        </w:rPr>
+        <w:t>findOne</w:t>
+      </w:r>
+      <w:proofErr w:type="spellEnd"/>
+      <w:r>
+        <w:rPr>
+          <w:lang w:val="en-US"/>
+        </w:rPr>
+        <w:t xml:space="preserve"> function is </w:t>
+      </w:r>
+      <w:proofErr w:type="gramStart"/>
+      <w:r>
+        <w:rPr>
+          <w:lang w:val="en-US"/>
+        </w:rPr>
+        <w:t>use</w:t>
+      </w:r>
+      <w:proofErr w:type="gramEnd"/>
+      <w:r>
+        <w:rPr>
+          <w:lang w:val="en-US"/>
+        </w:rPr>
+        <w:t xml:space="preserve"> to find </w:t>
+      </w:r>
+      <w:proofErr w:type="gramStart"/>
+      <w:r>
+        <w:rPr>
+          <w:lang w:val="en-US"/>
+        </w:rPr>
+        <w:t>particular document</w:t>
+      </w:r>
+      <w:proofErr w:type="gramEnd"/>
+      <w:r>
+        <w:rPr>
+          <w:lang w:val="en-US"/>
+        </w:rPr>
+        <w:t xml:space="preserve"> details using _id property </w:t>
+      </w:r>
+    </w:p>
+    <w:p>
+      <w:pPr>
+        <w:rPr>
+          <w:lang w:val="en-US"/>
+        </w:rPr>
+      </w:pPr>
+      <w:proofErr w:type="gramStart"/>
+      <w:r>
+        <w:rPr>
+          <w:highlight w:val="yellow"/>
+          <w:lang w:val="en-US"/>
+        </w:rPr>
+        <w:t>db.Trainer1.findOne({ _</w:t>
+      </w:r>
+      <w:proofErr w:type="gramEnd"/>
+      <w:r>
+        <w:rPr>
+          <w:highlight w:val="yellow"/>
+          <w:lang w:val="en-US"/>
+        </w:rPr>
+        <w:t xml:space="preserve">id: </w:t>
+      </w:r>
+      <w:proofErr w:type="gramStart"/>
+      <w:r>
+        <w:rPr>
+          <w:highlight w:val="yellow"/>
+          <w:lang w:val="en-US"/>
+        </w:rPr>
+        <w:t>1})</w:t>
+      </w:r>
+      <w:proofErr w:type="gramEnd"/>
+      <w:r>
+        <w:rPr>
+          <w:highlight w:val="yellow"/>
+          <w:lang w:val="en-US"/>
+        </w:rPr>
+        <w:t>;</w:t>
+      </w:r>
+    </w:p>
+    <w:p>
+      <w:pPr>
+        <w:rPr>
+          <w:lang w:val="en-US"/>
+        </w:rPr>
+      </w:pPr>
+    </w:p>
+    <w:p>
+      <w:pPr>
+        <w:rPr>
+          <w:lang w:val="en-US"/>
+        </w:rPr>
+      </w:pPr>
+      <w:r>
+        <w:rPr>
+          <w:lang w:val="en-US"/>
+        </w:rPr>
+        <w:t xml:space="preserve">Student collection </w:t>
+      </w:r>
+      <w:r>
+        <w:rPr>
+          <w:lang w:val="en-US"/>
+        </w:rPr>
+        <w:tab/>
+      </w:r>
+      <w:r>
+        <w:rPr>
+          <w:lang w:val="en-US"/>
+        </w:rPr>
+        <w:t xml:space="preserve">as </w:t>
+      </w:r>
+      <w:r>
+        <w:rPr>
+          <w:b/>
+          <w:bCs/>
+          <w:lang w:val="en-US"/>
+        </w:rPr>
+        <w:t>Student1</w:t>
+      </w:r>
+      <w:r>
+        <w:rPr>
+          <w:lang w:val="en-US"/>
+        </w:rPr>
+        <w:tab/>
+        <w:t>(store complete trainer object)</w:t>
+      </w:r>
+    </w:p>
+    <w:p>
+      <w:pPr>
+        <w:rPr>
+          <w:b/>
+          <w:bCs/>
+          <w:lang w:val="en-US"/>
+        </w:rPr>
+      </w:pPr>
+      <w:r>
+        <w:rPr>
+          <w:b/>
+          <w:bCs/>
+          <w:lang w:val="en-US"/>
+        </w:rPr>
+        <w:t>PK</w:t>
+      </w:r>
+    </w:p>
+    <w:p>
+      <w:pPr>
+        <w:rPr>
+          <w:lang w:val="en-US"/>
+        </w:rPr>
+      </w:pPr>
+      <w:r>
+        <w:rPr>
+          <w:lang w:val="en-US"/>
+        </w:rPr>
+        <w:t>_id</w:t>
+      </w:r>
+      <w:r>
+        <w:rPr>
+          <w:lang w:val="en-US"/>
+        </w:rPr>
+        <w:tab/>
+      </w:r>
+      <w:r>
+        <w:rPr>
+          <w:lang w:val="en-US"/>
+        </w:rPr>
+        <w:tab/>
+      </w:r>
+      <w:r>
+        <w:rPr>
+          <w:lang w:val="en-US"/>
+        </w:rPr>
+        <w:tab/>
+      </w:r>
+      <w:proofErr w:type="spellStart"/>
+      <w:r>
+        <w:rPr>
+          <w:lang w:val="en-US"/>
+        </w:rPr>
+        <w:t>SName</w:t>
+      </w:r>
+      <w:proofErr w:type="spellEnd"/>
+      <w:r>
+        <w:rPr>
+          <w:lang w:val="en-US"/>
+        </w:rPr>
+        <w:tab/>
+      </w:r>
+      <w:r>
+        <w:rPr>
+          <w:lang w:val="en-US"/>
+        </w:rPr>
+        <w:tab/>
+        <w:t>Age</w:t>
+      </w:r>
+      <w:r>
+        <w:rPr>
+          <w:lang w:val="en-US"/>
+        </w:rPr>
+        <w:tab/>
+      </w:r>
+      <w:r>
+        <w:rPr>
+          <w:lang w:val="en-US"/>
+        </w:rPr>
+        <w:tab/>
+      </w:r>
+      <w:proofErr w:type="spellStart"/>
+      <w:r>
+        <w:rPr>
+          <w:lang w:val="en-US"/>
+        </w:rPr>
+        <w:t>TrainerDetails</w:t>
+      </w:r>
+      <w:proofErr w:type="spellEnd"/>
+      <w:r>
+        <w:rPr>
+          <w:lang w:val="en-US"/>
+        </w:rPr>
+        <w:t xml:space="preserve"> </w:t>
+      </w:r>
+    </w:p>
+    <w:p>
+      <w:pPr>
+        <w:rPr>
+          <w:lang w:val="en-US"/>
+        </w:rPr>
+      </w:pPr>
+      <w:r>
+        <w:rPr>
+          <w:lang w:val="en-US"/>
+        </w:rPr>
+        <w:t>100</w:t>
+      </w:r>
+      <w:r>
+        <w:rPr>
+          <w:lang w:val="en-US"/>
+        </w:rPr>
+        <w:tab/>
+      </w:r>
+      <w:r>
+        <w:rPr>
+          <w:lang w:val="en-US"/>
+        </w:rPr>
+        <w:tab/>
+      </w:r>
+      <w:r>
+        <w:rPr>
+          <w:lang w:val="en-US"/>
+        </w:rPr>
+        <w:tab/>
+        <w:t>Nena</w:t>
+      </w:r>
+      <w:r>
+        <w:rPr>
+          <w:lang w:val="en-US"/>
+        </w:rPr>
+        <w:tab/>
+      </w:r>
+      <w:r>
+        <w:rPr>
+          <w:lang w:val="en-US"/>
+        </w:rPr>
+        <w:tab/>
+      </w:r>
+      <w:r>
+        <w:rPr>
+          <w:lang w:val="en-US"/>
+        </w:rPr>
+        <w:tab/>
+        <w:t>21</w:t>
+      </w:r>
+      <w:r>
+        <w:rPr>
+          <w:lang w:val="en-US"/>
+        </w:rPr>
+        <w:tab/>
+        <w:t>{_id:</w:t>
+      </w:r>
+      <w:proofErr w:type="gramStart"/>
+      <w:r>
+        <w:rPr>
+          <w:lang w:val="en-US"/>
+        </w:rPr>
+        <w:t>1,tname:”Raj</w:t>
+      </w:r>
+      <w:proofErr w:type="gramEnd"/>
+      <w:r>
+        <w:rPr>
+          <w:lang w:val="en-US"/>
+        </w:rPr>
+        <w:t>”</w:t>
+      </w:r>
+      <w:proofErr w:type="gramStart"/>
+      <w:r>
+        <w:rPr>
+          <w:lang w:val="en-US"/>
+        </w:rPr>
+        <w:t>,”tech</w:t>
+      </w:r>
+      <w:proofErr w:type="gramEnd"/>
+      <w:r>
+        <w:rPr>
+          <w:lang w:val="en-US"/>
+        </w:rPr>
+        <w:t>”</w:t>
+      </w:r>
+      <w:proofErr w:type="gramStart"/>
+      <w:r>
+        <w:rPr>
+          <w:lang w:val="en-US"/>
+        </w:rPr>
+        <w:t>:”Java</w:t>
+      </w:r>
+      <w:proofErr w:type="gramEnd"/>
+      <w:r>
+        <w:rPr>
+          <w:lang w:val="en-US"/>
+        </w:rPr>
+        <w:t>”}</w:t>
+      </w:r>
+    </w:p>
+    <w:p>
+      <w:pPr>
+        <w:rPr>
+          <w:lang w:val="en-US"/>
+        </w:rPr>
+      </w:pPr>
+      <w:r>
+        <w:rPr>
+          <w:lang w:val="en-US"/>
+        </w:rPr>
+        <w:t>101</w:t>
+      </w:r>
+      <w:r>
+        <w:rPr>
+          <w:lang w:val="en-US"/>
+        </w:rPr>
+        <w:tab/>
+      </w:r>
+      <w:r>
+        <w:rPr>
+          <w:lang w:val="en-US"/>
+        </w:rPr>
+        <w:tab/>
+      </w:r>
+      <w:r>
+        <w:rPr>
+          <w:lang w:val="en-US"/>
+        </w:rPr>
+        <w:tab/>
+        <w:t>Meena</w:t>
+      </w:r>
+      <w:r>
+        <w:rPr>
+          <w:lang w:val="en-US"/>
+        </w:rPr>
+        <w:tab/>
+      </w:r>
+      <w:r>
+        <w:rPr>
+          <w:lang w:val="en-US"/>
+        </w:rPr>
+        <w:tab/>
+      </w:r>
+      <w:r>
+        <w:rPr>
+          <w:lang w:val="en-US"/>
+        </w:rPr>
+        <w:tab/>
+        <w:t>22</w:t>
+      </w:r>
+      <w:r>
+        <w:rPr>
+          <w:lang w:val="en-US"/>
+        </w:rPr>
+        <w:tab/>
+      </w:r>
+      <w:r>
+        <w:rPr>
+          <w:lang w:val="en-US"/>
+        </w:rPr>
+        <w:t>{_id:</w:t>
+      </w:r>
+      <w:proofErr w:type="gramStart"/>
+      <w:r>
+        <w:rPr>
+          <w:lang w:val="en-US"/>
+        </w:rPr>
+        <w:t>2</w:t>
+      </w:r>
+      <w:r>
+        <w:rPr>
+          <w:lang w:val="en-US"/>
+        </w:rPr>
+        <w:t>,tname:”</w:t>
+      </w:r>
+      <w:r>
+        <w:rPr>
+          <w:lang w:val="en-US"/>
+        </w:rPr>
+        <w:t>John</w:t>
+      </w:r>
+      <w:proofErr w:type="gramEnd"/>
+      <w:r>
+        <w:rPr>
+          <w:lang w:val="en-US"/>
+        </w:rPr>
+        <w:t>”</w:t>
+      </w:r>
+      <w:proofErr w:type="gramStart"/>
+      <w:r>
+        <w:rPr>
+          <w:lang w:val="en-US"/>
+        </w:rPr>
+        <w:t>,”tech</w:t>
+      </w:r>
+      <w:proofErr w:type="gramEnd"/>
+      <w:r>
+        <w:rPr>
+          <w:lang w:val="en-US"/>
+        </w:rPr>
+        <w:t>”</w:t>
+      </w:r>
+      <w:proofErr w:type="gramStart"/>
+      <w:r>
+        <w:rPr>
+          <w:lang w:val="en-US"/>
+        </w:rPr>
+        <w:t>:”</w:t>
+      </w:r>
+      <w:r>
+        <w:rPr>
+          <w:lang w:val="en-US"/>
+        </w:rPr>
+        <w:t>Python</w:t>
+      </w:r>
+      <w:proofErr w:type="gramEnd"/>
+      <w:r>
+        <w:rPr>
+          <w:lang w:val="en-US"/>
+        </w:rPr>
+        <w:t>”}</w:t>
+      </w:r>
+    </w:p>
+    <w:p>
+      <w:pPr>
+        <w:ind w:left="2160" w:hanging="2160"/>
+        <w:rPr>
+          <w:lang w:val="en-US"/>
+        </w:rPr>
+      </w:pPr>
+      <w:r>
+        <w:rPr>
+          <w:lang w:val="en-US"/>
+        </w:rPr>
+        <w:t>102</w:t>
+      </w:r>
+      <w:r>
+        <w:rPr>
+          <w:lang w:val="en-US"/>
+        </w:rPr>
+        <w:tab/>
+        <w:t>Teena</w:t>
+      </w:r>
+      <w:r>
+        <w:rPr>
+          <w:lang w:val="en-US"/>
+        </w:rPr>
+        <w:tab/>
+      </w:r>
+      <w:r>
+        <w:rPr>
+          <w:lang w:val="en-US"/>
+        </w:rPr>
+        <w:tab/>
+      </w:r>
+      <w:r>
+        <w:rPr>
+          <w:lang w:val="en-US"/>
+        </w:rPr>
+        <w:tab/>
+        <w:t xml:space="preserve">23      </w:t>
+      </w:r>
+      <w:proofErr w:type="gramStart"/>
+      <w:r>
+        <w:rPr>
+          <w:lang w:val="en-US"/>
+        </w:rPr>
+        <w:t xml:space="preserve">   [</w:t>
+      </w:r>
+      <w:proofErr w:type="gramEnd"/>
+      <w:r>
+        <w:rPr>
+          <w:lang w:val="en-US"/>
+        </w:rPr>
+        <w:t>{</w:t>
+      </w:r>
+      <w:proofErr w:type="spellStart"/>
+      <w:r>
+        <w:rPr>
+          <w:lang w:val="en-US"/>
+        </w:rPr>
+        <w:t>JavaTrainerObject</w:t>
+      </w:r>
+      <w:proofErr w:type="spellEnd"/>
+      <w:proofErr w:type="gramStart"/>
+      <w:r>
+        <w:rPr>
+          <w:lang w:val="en-US"/>
+        </w:rPr>
+        <w:t>},{</w:t>
+      </w:r>
+      <w:proofErr w:type="spellStart"/>
+      <w:r>
+        <w:rPr>
+          <w:lang w:val="en-US"/>
+        </w:rPr>
+        <w:t>PythonTrainerObject</w:t>
+      </w:r>
+      <w:proofErr w:type="spellEnd"/>
+      <w:r>
+        <w:rPr>
+          <w:lang w:val="en-US"/>
+        </w:rPr>
+        <w:t>}]</w:t>
+      </w:r>
+      <w:proofErr w:type="gramEnd"/>
+    </w:p>
+    <w:p>
+      <w:pPr>
+        <w:rPr>
+          <w:lang w:val="en-US"/>
+        </w:rPr>
+      </w:pPr>
+    </w:p>
+    <w:p>
+      <w:pPr>
+        <w:rPr>
+          <w:highlight w:val="yellow"/>
+          <w:lang w:val="en-US"/>
+        </w:rPr>
+      </w:pPr>
+      <w:proofErr w:type="gramStart"/>
+      <w:r>
+        <w:rPr>
+          <w:highlight w:val="yellow"/>
+          <w:lang w:val="en-US"/>
+        </w:rPr>
+        <w:t>db.Student1.insertOne</w:t>
+      </w:r>
+      <w:proofErr w:type="gramEnd"/>
+      <w:r>
+        <w:rPr>
+          <w:highlight w:val="yellow"/>
+          <w:lang w:val="en-US"/>
+        </w:rPr>
+        <w:t>({_id:</w:t>
+      </w:r>
+      <w:proofErr w:type="gramStart"/>
+      <w:r>
+        <w:rPr>
+          <w:highlight w:val="yellow"/>
+          <w:lang w:val="en-US"/>
+        </w:rPr>
+        <w:t>100,sname</w:t>
+      </w:r>
+      <w:proofErr w:type="gramEnd"/>
+      <w:r>
+        <w:rPr>
+          <w:highlight w:val="yellow"/>
+          <w:lang w:val="en-US"/>
+        </w:rPr>
+        <w:t>:"Neena</w:t>
+      </w:r>
+      <w:proofErr w:type="gramStart"/>
+      <w:r>
+        <w:rPr>
+          <w:highlight w:val="yellow"/>
+          <w:lang w:val="en-US"/>
+        </w:rPr>
+        <w:t>",age</w:t>
+      </w:r>
+      <w:proofErr w:type="gramEnd"/>
+      <w:r>
+        <w:rPr>
+          <w:highlight w:val="yellow"/>
+          <w:lang w:val="en-US"/>
+        </w:rPr>
+        <w:t>:</w:t>
+      </w:r>
+      <w:proofErr w:type="gramStart"/>
+      <w:r>
+        <w:rPr>
+          <w:highlight w:val="yellow"/>
+          <w:lang w:val="en-US"/>
+        </w:rPr>
+        <w:t>23,trainerDetails</w:t>
+      </w:r>
+      <w:proofErr w:type="gramEnd"/>
+      <w:r>
+        <w:rPr>
+          <w:highlight w:val="yellow"/>
+          <w:lang w:val="en-US"/>
+        </w:rPr>
+        <w:t>:</w:t>
+      </w:r>
+      <w:proofErr w:type="gramStart"/>
+      <w:r>
+        <w:rPr>
+          <w:highlight w:val="yellow"/>
+          <w:lang w:val="en-US"/>
+        </w:rPr>
+        <w:t>db.Trainer1.findOne({ _</w:t>
+      </w:r>
+      <w:proofErr w:type="gramEnd"/>
+      <w:r>
+        <w:rPr>
+          <w:highlight w:val="yellow"/>
+          <w:lang w:val="en-US"/>
+        </w:rPr>
+        <w:t xml:space="preserve">id: </w:t>
+      </w:r>
+      <w:proofErr w:type="gramStart"/>
+      <w:r>
+        <w:rPr>
+          <w:highlight w:val="yellow"/>
+          <w:lang w:val="en-US"/>
+        </w:rPr>
+        <w:t>1})}</w:t>
+      </w:r>
+      <w:proofErr w:type="gramEnd"/>
+      <w:r>
+        <w:rPr>
+          <w:highlight w:val="yellow"/>
+          <w:lang w:val="en-US"/>
+        </w:rPr>
+        <w:t>);</w:t>
+      </w:r>
+    </w:p>
+    <w:p>
+      <w:pPr>
+        <w:rPr>
+          <w:highlight w:val="yellow"/>
+          <w:lang w:val="en-US"/>
+        </w:rPr>
+      </w:pPr>
+      <w:proofErr w:type="gramStart"/>
+      <w:r>
+        <w:rPr>
+          <w:highlight w:val="yellow"/>
+          <w:lang w:val="en-US"/>
+        </w:rPr>
+        <w:t>db.Student1.insertOne</w:t>
+      </w:r>
+      <w:proofErr w:type="gramEnd"/>
+      <w:r>
+        <w:rPr>
+          <w:highlight w:val="yellow"/>
+          <w:lang w:val="en-US"/>
+        </w:rPr>
+        <w:t>({_id:</w:t>
+      </w:r>
+      <w:proofErr w:type="gramStart"/>
+      <w:r>
+        <w:rPr>
+          <w:highlight w:val="yellow"/>
+          <w:lang w:val="en-US"/>
+        </w:rPr>
+        <w:t>101,sname</w:t>
+      </w:r>
+      <w:proofErr w:type="gramEnd"/>
+      <w:r>
+        <w:rPr>
+          <w:highlight w:val="yellow"/>
+          <w:lang w:val="en-US"/>
+        </w:rPr>
+        <w:t>:"Meena</w:t>
+      </w:r>
+      <w:proofErr w:type="gramStart"/>
+      <w:r>
+        <w:rPr>
+          <w:highlight w:val="yellow"/>
+          <w:lang w:val="en-US"/>
+        </w:rPr>
+        <w:t>",age</w:t>
+      </w:r>
+      <w:proofErr w:type="gramEnd"/>
+      <w:r>
+        <w:rPr>
+          <w:highlight w:val="yellow"/>
+          <w:lang w:val="en-US"/>
+        </w:rPr>
+        <w:t>:</w:t>
+      </w:r>
+      <w:proofErr w:type="gramStart"/>
+      <w:r>
+        <w:rPr>
+          <w:highlight w:val="yellow"/>
+          <w:lang w:val="en-US"/>
+        </w:rPr>
+        <w:t>24,trainerDetails</w:t>
+      </w:r>
+      <w:proofErr w:type="gramEnd"/>
+      <w:r>
+        <w:rPr>
+          <w:highlight w:val="yellow"/>
+          <w:lang w:val="en-US"/>
+        </w:rPr>
+        <w:t>:</w:t>
+      </w:r>
+      <w:proofErr w:type="gramStart"/>
+      <w:r>
+        <w:rPr>
+          <w:highlight w:val="yellow"/>
+          <w:lang w:val="en-US"/>
+        </w:rPr>
+        <w:t>db.Trainer1.findOne({ _</w:t>
+      </w:r>
+      <w:proofErr w:type="gramEnd"/>
+      <w:r>
+        <w:rPr>
+          <w:highlight w:val="yellow"/>
+          <w:lang w:val="en-US"/>
+        </w:rPr>
+        <w:t xml:space="preserve">id: </w:t>
+      </w:r>
+      <w:proofErr w:type="gramStart"/>
+      <w:r>
+        <w:rPr>
+          <w:highlight w:val="yellow"/>
+          <w:lang w:val="en-US"/>
+        </w:rPr>
+        <w:t>1})}</w:t>
+      </w:r>
+      <w:proofErr w:type="gramEnd"/>
+      <w:r>
+        <w:rPr>
+          <w:highlight w:val="yellow"/>
+          <w:lang w:val="en-US"/>
+        </w:rPr>
+        <w:t>);</w:t>
+      </w:r>
+    </w:p>
+    <w:p>
+      <w:pPr>
+        <w:rPr>
+          <w:lang w:val="en-US"/>
+        </w:rPr>
+      </w:pPr>
+      <w:proofErr w:type="gramStart"/>
+      <w:r>
+        <w:rPr>
+          <w:highlight w:val="yellow"/>
+          <w:lang w:val="en-US"/>
+        </w:rPr>
+        <w:t>db.Student1.insertOne</w:t>
+      </w:r>
+      <w:proofErr w:type="gramEnd"/>
+      <w:r>
+        <w:rPr>
+          <w:highlight w:val="yellow"/>
+          <w:lang w:val="en-US"/>
+        </w:rPr>
+        <w:t>({_id:</w:t>
+      </w:r>
+      <w:proofErr w:type="gramStart"/>
+      <w:r>
+        <w:rPr>
+          <w:highlight w:val="yellow"/>
+          <w:lang w:val="en-US"/>
+        </w:rPr>
+        <w:t>103,sname</w:t>
+      </w:r>
+      <w:proofErr w:type="gramEnd"/>
+      <w:r>
+        <w:rPr>
+          <w:highlight w:val="yellow"/>
+          <w:lang w:val="en-US"/>
+        </w:rPr>
+        <w:t>:"Veena</w:t>
+      </w:r>
+      <w:proofErr w:type="gramStart"/>
+      <w:r>
+        <w:rPr>
+          <w:highlight w:val="yellow"/>
+          <w:lang w:val="en-US"/>
+        </w:rPr>
+        <w:t>",age</w:t>
+      </w:r>
+      <w:proofErr w:type="gramEnd"/>
+      <w:r>
+        <w:rPr>
+          <w:highlight w:val="yellow"/>
+          <w:lang w:val="en-US"/>
+        </w:rPr>
+        <w:t>:</w:t>
+      </w:r>
+      <w:proofErr w:type="gramStart"/>
+      <w:r>
+        <w:rPr>
+          <w:highlight w:val="yellow"/>
+          <w:lang w:val="en-US"/>
+        </w:rPr>
+        <w:t>25,trainerDetails</w:t>
+      </w:r>
+      <w:proofErr w:type="gramEnd"/>
+      <w:r>
+        <w:rPr>
+          <w:highlight w:val="yellow"/>
+          <w:lang w:val="en-US"/>
+        </w:rPr>
+        <w:t>:</w:t>
+      </w:r>
+      <w:proofErr w:type="gramStart"/>
+      <w:r>
+        <w:rPr>
+          <w:highlight w:val="yellow"/>
+          <w:lang w:val="en-US"/>
+        </w:rPr>
+        <w:t>db.Trainer1.findOne({ _</w:t>
+      </w:r>
+      <w:proofErr w:type="gramEnd"/>
+      <w:r>
+        <w:rPr>
+          <w:highlight w:val="yellow"/>
+          <w:lang w:val="en-US"/>
+        </w:rPr>
+        <w:t xml:space="preserve">id: </w:t>
+      </w:r>
+      <w:proofErr w:type="gramStart"/>
+      <w:r>
+        <w:rPr>
+          <w:highlight w:val="yellow"/>
+          <w:lang w:val="en-US"/>
+        </w:rPr>
+        <w:t>2})}</w:t>
+      </w:r>
+      <w:proofErr w:type="gramEnd"/>
+      <w:r>
+        <w:rPr>
+          <w:highlight w:val="yellow"/>
+          <w:lang w:val="en-US"/>
+        </w:rPr>
+        <w:t>);</w:t>
+      </w:r>
+    </w:p>
+    <w:p>
+      <w:pPr>
+        <w:rPr>
+          <w:lang w:val="en-US"/>
+        </w:rPr>
+      </w:pPr>
+      <w:proofErr w:type="gramStart"/>
+      <w:r>
+        <w:rPr>
+          <w:highlight w:val="yellow"/>
+          <w:lang w:val="en-US"/>
+        </w:rPr>
+        <w:t>db.Student1.insertOne</w:t>
+      </w:r>
+      <w:proofErr w:type="gramEnd"/>
+      <w:r>
+        <w:rPr>
+          <w:highlight w:val="yellow"/>
+          <w:lang w:val="en-US"/>
+        </w:rPr>
+        <w:t>({_id:</w:t>
+      </w:r>
+      <w:proofErr w:type="gramStart"/>
+      <w:r>
+        <w:rPr>
+          <w:highlight w:val="yellow"/>
+          <w:lang w:val="en-US"/>
+        </w:rPr>
+        <w:t>104,sname</w:t>
+      </w:r>
+      <w:proofErr w:type="gramEnd"/>
+      <w:r>
+        <w:rPr>
+          <w:highlight w:val="yellow"/>
+          <w:lang w:val="en-US"/>
+        </w:rPr>
+        <w:t>:"Teena</w:t>
+      </w:r>
+      <w:proofErr w:type="gramStart"/>
+      <w:r>
+        <w:rPr>
+          <w:highlight w:val="yellow"/>
+          <w:lang w:val="en-US"/>
+        </w:rPr>
+        <w:t>",age</w:t>
+      </w:r>
+      <w:proofErr w:type="gramEnd"/>
+      <w:r>
+        <w:rPr>
+          <w:highlight w:val="yellow"/>
+          <w:lang w:val="en-US"/>
+        </w:rPr>
+        <w:t>:</w:t>
+      </w:r>
+      <w:proofErr w:type="gramStart"/>
+      <w:r>
+        <w:rPr>
+          <w:highlight w:val="yellow"/>
+          <w:lang w:val="en-US"/>
+        </w:rPr>
+        <w:t>26,trainerDetails:[db.Trainer1.findOne({ _</w:t>
+      </w:r>
+      <w:proofErr w:type="gramEnd"/>
+      <w:r>
+        <w:rPr>
+          <w:highlight w:val="yellow"/>
+          <w:lang w:val="en-US"/>
+        </w:rPr>
+        <w:t>id: 2}</w:t>
+      </w:r>
+      <w:proofErr w:type="gramStart"/>
+      <w:r>
+        <w:rPr>
+          <w:highlight w:val="yellow"/>
+          <w:lang w:val="en-US"/>
+        </w:rPr>
+        <w:t>),db</w:t>
+      </w:r>
+      <w:proofErr w:type="gramEnd"/>
+      <w:r>
+        <w:rPr>
+          <w:highlight w:val="yellow"/>
+          <w:lang w:val="en-US"/>
+        </w:rPr>
+        <w:t>.Trainer</w:t>
+      </w:r>
+      <w:r>
+        <w:rPr>
+          <w:highlight w:val="yellow"/>
+          <w:lang w:val="en-US"/>
+        </w:rPr>
+        <w:t>1</w:t>
+      </w:r>
+      <w:r>
+        <w:rPr>
+          <w:highlight w:val="yellow"/>
+          <w:lang w:val="en-US"/>
+        </w:rPr>
+        <w:t>.</w:t>
+      </w:r>
+      <w:proofErr w:type="gramStart"/>
+      <w:r>
+        <w:rPr>
+          <w:highlight w:val="yellow"/>
+          <w:lang w:val="en-US"/>
+        </w:rPr>
+        <w:t>findOne({</w:t>
+      </w:r>
+      <w:proofErr w:type="gramEnd"/>
+      <w:r>
+        <w:rPr>
+          <w:highlight w:val="yellow"/>
+          <w:lang w:val="en-US"/>
+        </w:rPr>
+        <w:t>_id:1}</w:t>
+      </w:r>
+      <w:proofErr w:type="gramStart"/>
+      <w:r>
+        <w:rPr>
+          <w:highlight w:val="yellow"/>
+          <w:lang w:val="en-US"/>
+        </w:rPr>
+        <w:t>) ]</w:t>
+      </w:r>
+      <w:proofErr w:type="gramEnd"/>
+      <w:r>
+        <w:rPr>
+          <w:highlight w:val="yellow"/>
+          <w:lang w:val="en-US"/>
+        </w:rPr>
+        <w:t>});</w:t>
+      </w:r>
+    </w:p>
+    <w:p>
+      <w:pPr>
+        <w:rPr>
+          <w:lang w:val="en-US"/>
+        </w:rPr>
+      </w:pPr>
+    </w:p>
+    <w:p>
+      <w:pPr>
+        <w:rPr>
+          <w:b/>
+          <w:bCs/>
+          <w:lang w:val="en-US"/>
+        </w:rPr>
+      </w:pPr>
+      <w:r>
+        <w:rPr>
+          <w:b/>
+          <w:bCs/>
+          <w:lang w:val="en-US"/>
+        </w:rPr>
+        <w:t xml:space="preserve">In Mongo DB </w:t>
+      </w:r>
+    </w:p>
+    <w:p>
+      <w:pPr>
+        <w:rPr>
+          <w:lang w:val="en-US"/>
+        </w:rPr>
+      </w:pPr>
+      <w:r>
+        <w:rPr>
+          <w:lang w:val="en-US"/>
+        </w:rPr>
+        <w:t xml:space="preserve">Trainer collection </w:t>
+      </w:r>
+    </w:p>
+    <w:p>
+      <w:pPr>
+        <w:rPr>
+          <w:lang w:val="en-US"/>
+        </w:rPr>
+      </w:pPr>
+      <w:r>
+        <w:rPr>
+          <w:lang w:val="en-US"/>
+        </w:rPr>
+        <w:t>_id</w:t>
+      </w:r>
+      <w:r>
+        <w:rPr>
+          <w:lang w:val="en-US"/>
+        </w:rPr>
+        <w:tab/>
+      </w:r>
+      <w:r>
+        <w:rPr>
+          <w:lang w:val="en-US"/>
+        </w:rPr>
+        <w:tab/>
+      </w:r>
+      <w:r>
+        <w:rPr>
+          <w:lang w:val="en-US"/>
+        </w:rPr>
+        <w:tab/>
+      </w:r>
+      <w:proofErr w:type="spellStart"/>
+      <w:r>
+        <w:rPr>
+          <w:lang w:val="en-US"/>
+        </w:rPr>
+        <w:t>TName</w:t>
+      </w:r>
+      <w:proofErr w:type="spellEnd"/>
+      <w:r>
+        <w:rPr>
+          <w:lang w:val="en-US"/>
+        </w:rPr>
+        <w:tab/>
+      </w:r>
+      <w:r>
+        <w:rPr>
+          <w:lang w:val="en-US"/>
+        </w:rPr>
+        <w:tab/>
+        <w:t xml:space="preserve">tech </w:t>
+      </w:r>
+    </w:p>
+    <w:p>
+      <w:pPr>
+        <w:rPr>
+          <w:lang w:val="en-US"/>
+        </w:rPr>
+      </w:pPr>
+      <w:r>
+        <w:rPr>
+          <w:lang w:val="en-US"/>
+        </w:rPr>
+        <w:t>1</w:t>
+      </w:r>
+      <w:r>
+        <w:rPr>
+          <w:lang w:val="en-US"/>
+        </w:rPr>
+        <w:tab/>
+      </w:r>
+      <w:r>
+        <w:rPr>
+          <w:lang w:val="en-US"/>
+        </w:rPr>
+        <w:tab/>
+      </w:r>
+      <w:r>
+        <w:rPr>
+          <w:lang w:val="en-US"/>
+        </w:rPr>
+        <w:tab/>
+        <w:t>Raj</w:t>
+      </w:r>
+      <w:r>
+        <w:rPr>
+          <w:lang w:val="en-US"/>
+        </w:rPr>
+        <w:tab/>
+      </w:r>
+      <w:r>
+        <w:rPr>
+          <w:lang w:val="en-US"/>
+        </w:rPr>
+        <w:tab/>
+      </w:r>
+      <w:r>
+        <w:rPr>
+          <w:lang w:val="en-US"/>
+        </w:rPr>
+        <w:tab/>
+        <w:t>Java</w:t>
+      </w:r>
+    </w:p>
+    <w:p>
+      <w:pPr>
+        <w:rPr>
+          <w:lang w:val="en-US"/>
+        </w:rPr>
+      </w:pPr>
+      <w:r>
+        <w:rPr>
+          <w:lang w:val="en-US"/>
+        </w:rPr>
+        <w:t>2</w:t>
+      </w:r>
+      <w:r>
+        <w:rPr>
+          <w:lang w:val="en-US"/>
+        </w:rPr>
+        <w:tab/>
+      </w:r>
+      <w:r>
+        <w:rPr>
+          <w:lang w:val="en-US"/>
+        </w:rPr>
+        <w:tab/>
+      </w:r>
+      <w:r>
+        <w:rPr>
+          <w:lang w:val="en-US"/>
+        </w:rPr>
+        <w:tab/>
+        <w:t>John</w:t>
+      </w:r>
+      <w:r>
+        <w:rPr>
+          <w:lang w:val="en-US"/>
+        </w:rPr>
+        <w:tab/>
+      </w:r>
+      <w:r>
+        <w:rPr>
+          <w:lang w:val="en-US"/>
+        </w:rPr>
+        <w:tab/>
+      </w:r>
+      <w:r>
+        <w:rPr>
+          <w:lang w:val="en-US"/>
+        </w:rPr>
+        <w:tab/>
+        <w:t xml:space="preserve">Python </w:t>
+      </w:r>
+    </w:p>
+    <w:p>
+      <w:pPr>
+        <w:rPr>
+          <w:lang w:val="en-US"/>
+        </w:rPr>
+      </w:pPr>
+    </w:p>
+    <w:p>
+      <w:pPr>
+        <w:rPr>
+          <w:lang w:val="en-US"/>
+        </w:rPr>
+      </w:pPr>
+      <w:proofErr w:type="gramStart"/>
+      <w:r>
+        <w:rPr>
+          <w:highlight w:val="yellow"/>
+          <w:lang w:val="en-US"/>
+        </w:rPr>
+        <w:t>db.Trainer</w:t>
+      </w:r>
+      <w:r>
+        <w:rPr>
+          <w:highlight w:val="yellow"/>
+          <w:lang w:val="en-US"/>
+        </w:rPr>
+        <w:t>2</w:t>
+      </w:r>
+      <w:r>
+        <w:rPr>
+          <w:highlight w:val="yellow"/>
+          <w:lang w:val="en-US"/>
+        </w:rPr>
+        <w:t>.insertOne</w:t>
+      </w:r>
+      <w:proofErr w:type="gramEnd"/>
+      <w:r>
+        <w:rPr>
+          <w:highlight w:val="yellow"/>
+          <w:lang w:val="en-US"/>
+        </w:rPr>
+        <w:t>({_id:</w:t>
+      </w:r>
+      <w:proofErr w:type="gramStart"/>
+      <w:r>
+        <w:rPr>
+          <w:highlight w:val="yellow"/>
+          <w:lang w:val="en-US"/>
+        </w:rPr>
+        <w:t>1,tname</w:t>
+      </w:r>
+      <w:proofErr w:type="gramEnd"/>
+      <w:r>
+        <w:rPr>
+          <w:highlight w:val="yellow"/>
+          <w:lang w:val="en-US"/>
+        </w:rPr>
+        <w:t>:"Raj</w:t>
+      </w:r>
+      <w:proofErr w:type="gramStart"/>
+      <w:r>
+        <w:rPr>
+          <w:highlight w:val="yellow"/>
+          <w:lang w:val="en-US"/>
+        </w:rPr>
+        <w:t>",tech</w:t>
+      </w:r>
+      <w:proofErr w:type="gramEnd"/>
+      <w:r>
+        <w:rPr>
+          <w:highlight w:val="yellow"/>
+          <w:lang w:val="en-US"/>
+        </w:rPr>
+        <w:t>:"</w:t>
+      </w:r>
+      <w:proofErr w:type="gramStart"/>
+      <w:r>
+        <w:rPr>
+          <w:highlight w:val="yellow"/>
+          <w:lang w:val="en-US"/>
+        </w:rPr>
+        <w:t>Java"}</w:t>
+      </w:r>
+      <w:proofErr w:type="gramEnd"/>
+      <w:r>
+        <w:rPr>
+          <w:highlight w:val="yellow"/>
+          <w:lang w:val="en-US"/>
+        </w:rPr>
+        <w:t>);</w:t>
+      </w:r>
+    </w:p>
+    <w:p>
+      <w:pPr>
+        <w:rPr>
+          <w:lang w:val="en-US"/>
+        </w:rPr>
+      </w:pPr>
+      <w:proofErr w:type="gramStart"/>
+      <w:r>
+        <w:rPr>
+          <w:highlight w:val="yellow"/>
+          <w:lang w:val="en-US"/>
+        </w:rPr>
+        <w:t>db.Trainer</w:t>
+      </w:r>
+      <w:r>
+        <w:rPr>
+          <w:highlight w:val="yellow"/>
+          <w:lang w:val="en-US"/>
+        </w:rPr>
+        <w:t>2</w:t>
+      </w:r>
+      <w:r>
+        <w:rPr>
+          <w:highlight w:val="yellow"/>
+          <w:lang w:val="en-US"/>
+        </w:rPr>
+        <w:t>.insertOne({ _</w:t>
+      </w:r>
+      <w:proofErr w:type="gramEnd"/>
+      <w:r>
+        <w:rPr>
+          <w:highlight w:val="yellow"/>
+          <w:lang w:val="en-US"/>
+        </w:rPr>
+        <w:t xml:space="preserve">id: 2, </w:t>
+      </w:r>
+      <w:proofErr w:type="spellStart"/>
+      <w:r>
+        <w:rPr>
+          <w:highlight w:val="yellow"/>
+          <w:lang w:val="en-US"/>
+        </w:rPr>
+        <w:t>tname</w:t>
+      </w:r>
+      <w:proofErr w:type="spellEnd"/>
+      <w:r>
+        <w:rPr>
+          <w:highlight w:val="yellow"/>
+          <w:lang w:val="en-US"/>
+        </w:rPr>
+        <w:t>: "John", tech: "Python</w:t>
+      </w:r>
+      <w:proofErr w:type="gramStart"/>
+      <w:r>
+        <w:rPr>
+          <w:highlight w:val="yellow"/>
+          <w:lang w:val="en-US"/>
+        </w:rPr>
+        <w:t>" }</w:t>
+      </w:r>
+      <w:proofErr w:type="gramEnd"/>
+      <w:r>
+        <w:rPr>
+          <w:highlight w:val="yellow"/>
+          <w:lang w:val="en-US"/>
+        </w:rPr>
+        <w:t>);</w:t>
+      </w:r>
+    </w:p>
+    <w:p>
+      <w:pPr>
+        <w:rPr>
+          <w:lang w:val="en-US"/>
+        </w:rPr>
+      </w:pPr>
+    </w:p>
+    <w:p>
+      <w:pPr>
+        <w:rPr>
+          <w:lang w:val="en-US"/>
+        </w:rPr>
+      </w:pPr>
+      <w:r>
+        <w:rPr>
+          <w:lang w:val="en-US"/>
+        </w:rPr>
+        <w:t xml:space="preserve">Student collection </w:t>
+      </w:r>
+      <w:r>
+        <w:rPr>
+          <w:lang w:val="en-US"/>
+        </w:rPr>
+        <w:tab/>
+      </w:r>
+      <w:r>
+        <w:rPr>
+          <w:lang w:val="en-US"/>
+        </w:rPr>
+        <w:tab/>
+        <w:t xml:space="preserve">(store </w:t>
+      </w:r>
+      <w:r>
+        <w:rPr>
+          <w:lang w:val="en-US"/>
+        </w:rPr>
+        <w:t>only trainer id</w:t>
+      </w:r>
+      <w:r>
+        <w:rPr>
+          <w:lang w:val="en-US"/>
+        </w:rPr>
+        <w:t>)</w:t>
+      </w:r>
+    </w:p>
+    <w:p>
+      <w:pPr>
+        <w:rPr>
+          <w:lang w:val="en-US"/>
+        </w:rPr>
+      </w:pPr>
+      <w:r>
+        <w:rPr>
+          <w:lang w:val="en-US"/>
+        </w:rPr>
+        <w:t>_id</w:t>
+      </w:r>
+      <w:r>
+        <w:rPr>
+          <w:lang w:val="en-US"/>
+        </w:rPr>
+        <w:tab/>
+      </w:r>
+      <w:r>
+        <w:rPr>
+          <w:lang w:val="en-US"/>
+        </w:rPr>
+        <w:tab/>
+      </w:r>
+      <w:r>
+        <w:rPr>
+          <w:lang w:val="en-US"/>
+        </w:rPr>
+        <w:tab/>
+      </w:r>
+      <w:proofErr w:type="spellStart"/>
+      <w:r>
+        <w:rPr>
+          <w:lang w:val="en-US"/>
+        </w:rPr>
+        <w:t>SName</w:t>
+      </w:r>
+      <w:proofErr w:type="spellEnd"/>
+      <w:r>
+        <w:rPr>
+          <w:lang w:val="en-US"/>
+        </w:rPr>
+        <w:tab/>
+      </w:r>
+      <w:r>
+        <w:rPr>
+          <w:lang w:val="en-US"/>
+        </w:rPr>
+        <w:tab/>
+        <w:t>Age</w:t>
+      </w:r>
+      <w:r>
+        <w:rPr>
+          <w:lang w:val="en-US"/>
+        </w:rPr>
+        <w:tab/>
+      </w:r>
+      <w:r>
+        <w:rPr>
+          <w:lang w:val="en-US"/>
+        </w:rPr>
+        <w:tab/>
+        <w:t>T</w:t>
+      </w:r>
+      <w:r>
+        <w:rPr>
+          <w:lang w:val="en-US"/>
+        </w:rPr>
+        <w:t>ID</w:t>
+      </w:r>
+      <w:r>
+        <w:rPr>
+          <w:lang w:val="en-US"/>
+        </w:rPr>
+        <w:t xml:space="preserve"> </w:t>
+      </w:r>
+    </w:p>
+    <w:p>
+      <w:pPr>
+        <w:rPr>
+          <w:lang w:val="en-US"/>
+        </w:rPr>
+      </w:pPr>
+      <w:r>
+        <w:rPr>
+          <w:lang w:val="en-US"/>
+        </w:rPr>
+        <w:t>100</w:t>
+      </w:r>
+      <w:r>
+        <w:rPr>
+          <w:lang w:val="en-US"/>
+        </w:rPr>
+        <w:tab/>
+      </w:r>
+      <w:r>
+        <w:rPr>
+          <w:lang w:val="en-US"/>
+        </w:rPr>
+        <w:tab/>
+      </w:r>
+      <w:r>
+        <w:rPr>
+          <w:lang w:val="en-US"/>
+        </w:rPr>
+        <w:tab/>
+        <w:t>Nena</w:t>
+      </w:r>
+      <w:r>
+        <w:rPr>
+          <w:lang w:val="en-US"/>
+        </w:rPr>
+        <w:tab/>
+      </w:r>
+      <w:r>
+        <w:rPr>
+          <w:lang w:val="en-US"/>
+        </w:rPr>
+        <w:tab/>
+      </w:r>
+      <w:r>
+        <w:rPr>
+          <w:lang w:val="en-US"/>
+        </w:rPr>
+        <w:tab/>
+        <w:t>21</w:t>
+      </w:r>
+      <w:r>
+        <w:rPr>
+          <w:lang w:val="en-US"/>
+        </w:rPr>
+        <w:tab/>
+      </w:r>
+      <w:r>
+        <w:rPr>
+          <w:lang w:val="en-US"/>
+        </w:rPr>
+        <w:tab/>
+        <w:t>1</w:t>
+      </w:r>
+    </w:p>
+    <w:p>
+      <w:pPr>
+        <w:rPr>
+          <w:lang w:val="en-US"/>
+        </w:rPr>
+      </w:pPr>
+      <w:r>
+        <w:rPr>
+          <w:lang w:val="en-US"/>
+        </w:rPr>
+        <w:t>101</w:t>
+      </w:r>
+      <w:r>
+        <w:rPr>
+          <w:lang w:val="en-US"/>
+        </w:rPr>
+        <w:tab/>
+      </w:r>
+      <w:r>
+        <w:rPr>
+          <w:lang w:val="en-US"/>
+        </w:rPr>
+        <w:tab/>
+      </w:r>
+      <w:r>
+        <w:rPr>
+          <w:lang w:val="en-US"/>
+        </w:rPr>
+        <w:tab/>
+        <w:t>Meena</w:t>
+      </w:r>
+      <w:r>
+        <w:rPr>
+          <w:lang w:val="en-US"/>
+        </w:rPr>
+        <w:tab/>
+      </w:r>
+      <w:r>
+        <w:rPr>
+          <w:lang w:val="en-US"/>
+        </w:rPr>
+        <w:tab/>
+      </w:r>
+      <w:r>
+        <w:rPr>
+          <w:lang w:val="en-US"/>
+        </w:rPr>
+        <w:tab/>
+        <w:t>22</w:t>
+      </w:r>
+      <w:r>
+        <w:rPr>
+          <w:lang w:val="en-US"/>
+        </w:rPr>
+        <w:tab/>
+      </w:r>
+      <w:r>
+        <w:rPr>
+          <w:lang w:val="en-US"/>
+        </w:rPr>
+        <w:tab/>
+        <w:t>2</w:t>
+      </w:r>
+    </w:p>
+    <w:p>
+      <w:pPr>
+        <w:rPr>
+          <w:lang w:val="en-US"/>
+        </w:rPr>
+      </w:pPr>
+    </w:p>
+    <w:p>
+      <w:pPr>
+        <w:rPr>
+          <w:highlight w:val="yellow"/>
+          <w:lang w:val="en-US"/>
+        </w:rPr>
+      </w:pPr>
+      <w:proofErr w:type="gramStart"/>
+      <w:r>
+        <w:rPr>
+          <w:highlight w:val="yellow"/>
+          <w:lang w:val="en-US"/>
+        </w:rPr>
+        <w:t>db.Student2.insertOne</w:t>
+      </w:r>
+      <w:proofErr w:type="gramEnd"/>
+      <w:r>
+        <w:rPr>
+          <w:highlight w:val="yellow"/>
+          <w:lang w:val="en-US"/>
+        </w:rPr>
+        <w:t>({_id:</w:t>
+      </w:r>
+      <w:proofErr w:type="gramStart"/>
+      <w:r>
+        <w:rPr>
+          <w:highlight w:val="yellow"/>
+          <w:lang w:val="en-US"/>
+        </w:rPr>
+        <w:t>100,sname</w:t>
+      </w:r>
+      <w:proofErr w:type="gramEnd"/>
+      <w:r>
+        <w:rPr>
+          <w:highlight w:val="yellow"/>
+          <w:lang w:val="en-US"/>
+        </w:rPr>
+        <w:t>:"Neena</w:t>
+      </w:r>
+      <w:proofErr w:type="gramStart"/>
+      <w:r>
+        <w:rPr>
+          <w:highlight w:val="yellow"/>
+          <w:lang w:val="en-US"/>
+        </w:rPr>
+        <w:t>",age</w:t>
+      </w:r>
+      <w:proofErr w:type="gramEnd"/>
+      <w:r>
+        <w:rPr>
+          <w:highlight w:val="yellow"/>
+          <w:lang w:val="en-US"/>
+        </w:rPr>
+        <w:t>:</w:t>
+      </w:r>
+      <w:proofErr w:type="gramStart"/>
+      <w:r>
+        <w:rPr>
+          <w:highlight w:val="yellow"/>
+          <w:lang w:val="en-US"/>
+        </w:rPr>
+        <w:t>23,tid</w:t>
+      </w:r>
+      <w:proofErr w:type="gramEnd"/>
+      <w:r>
+        <w:rPr>
+          <w:highlight w:val="yellow"/>
+          <w:lang w:val="en-US"/>
+        </w:rPr>
+        <w:t>:</w:t>
+      </w:r>
+      <w:proofErr w:type="gramStart"/>
+      <w:r>
+        <w:rPr>
+          <w:highlight w:val="yellow"/>
+          <w:lang w:val="en-US"/>
+        </w:rPr>
+        <w:t>db.Trainer</w:t>
+      </w:r>
+      <w:r>
+        <w:rPr>
+          <w:highlight w:val="yellow"/>
+          <w:lang w:val="en-US"/>
+        </w:rPr>
+        <w:t>2</w:t>
+      </w:r>
+      <w:r>
+        <w:rPr>
+          <w:highlight w:val="yellow"/>
+          <w:lang w:val="en-US"/>
+        </w:rPr>
+        <w:t>.findOne</w:t>
+      </w:r>
+      <w:proofErr w:type="gramEnd"/>
+      <w:r>
+        <w:rPr>
+          <w:highlight w:val="yellow"/>
+          <w:lang w:val="en-US"/>
+        </w:rPr>
+        <w:t>({tech:"</w:t>
+      </w:r>
+      <w:proofErr w:type="gramStart"/>
+      <w:r>
+        <w:rPr>
+          <w:highlight w:val="yellow"/>
+          <w:lang w:val="en-US"/>
+        </w:rPr>
+        <w:t>Java"})._id})</w:t>
+      </w:r>
+      <w:proofErr w:type="gramEnd"/>
+      <w:r>
+        <w:rPr>
+          <w:highlight w:val="yellow"/>
+          <w:lang w:val="en-US"/>
+        </w:rPr>
+        <w:t>;</w:t>
+      </w:r>
+    </w:p>
+    <w:p>
+      <w:pPr>
+        <w:rPr>
+          <w:highlight w:val="yellow"/>
+          <w:lang w:val="en-US"/>
+        </w:rPr>
+      </w:pPr>
+      <w:proofErr w:type="gramStart"/>
+      <w:r>
+        <w:rPr>
+          <w:highlight w:val="yellow"/>
+          <w:lang w:val="en-US"/>
+        </w:rPr>
+        <w:t>db.Student</w:t>
+      </w:r>
+      <w:r>
+        <w:rPr>
+          <w:highlight w:val="yellow"/>
+          <w:lang w:val="en-US"/>
+        </w:rPr>
+        <w:t>2</w:t>
+      </w:r>
+      <w:r>
+        <w:rPr>
+          <w:highlight w:val="yellow"/>
+          <w:lang w:val="en-US"/>
+        </w:rPr>
+        <w:t>.insertOne</w:t>
+      </w:r>
+      <w:proofErr w:type="gramEnd"/>
+      <w:r>
+        <w:rPr>
+          <w:highlight w:val="yellow"/>
+          <w:lang w:val="en-US"/>
+        </w:rPr>
+        <w:t>({_id:</w:t>
+      </w:r>
+      <w:proofErr w:type="gramStart"/>
+      <w:r>
+        <w:rPr>
+          <w:highlight w:val="yellow"/>
+          <w:lang w:val="en-US"/>
+        </w:rPr>
+        <w:t>101,sname</w:t>
+      </w:r>
+      <w:proofErr w:type="gramEnd"/>
+      <w:r>
+        <w:rPr>
+          <w:highlight w:val="yellow"/>
+          <w:lang w:val="en-US"/>
+        </w:rPr>
+        <w:t>:"Meena</w:t>
+      </w:r>
+      <w:proofErr w:type="gramStart"/>
+      <w:r>
+        <w:rPr>
+          <w:highlight w:val="yellow"/>
+          <w:lang w:val="en-US"/>
+        </w:rPr>
+        <w:t>",age</w:t>
+      </w:r>
+      <w:proofErr w:type="gramEnd"/>
+      <w:r>
+        <w:rPr>
+          <w:highlight w:val="yellow"/>
+          <w:lang w:val="en-US"/>
+        </w:rPr>
+        <w:t>:24,</w:t>
+      </w:r>
+      <w:r>
+        <w:rPr>
+          <w:highlight w:val="yellow"/>
+          <w:lang w:val="en-US"/>
+        </w:rPr>
+        <w:t xml:space="preserve"> </w:t>
+      </w:r>
+      <w:r>
+        <w:rPr>
+          <w:highlight w:val="yellow"/>
+          <w:lang w:val="en-US"/>
+        </w:rPr>
+        <w:t>tid:</w:t>
+      </w:r>
+      <w:proofErr w:type="gramStart"/>
+      <w:r>
+        <w:rPr>
+          <w:highlight w:val="yellow"/>
+          <w:lang w:val="en-US"/>
+        </w:rPr>
+        <w:t>db.Trainer</w:t>
+      </w:r>
+      <w:r>
+        <w:rPr>
+          <w:highlight w:val="yellow"/>
+          <w:lang w:val="en-US"/>
+        </w:rPr>
+        <w:t>2</w:t>
+      </w:r>
+      <w:r>
+        <w:rPr>
+          <w:highlight w:val="yellow"/>
+          <w:lang w:val="en-US"/>
+        </w:rPr>
+        <w:t>.findOne</w:t>
+      </w:r>
+      <w:proofErr w:type="gramEnd"/>
+      <w:r>
+        <w:rPr>
+          <w:highlight w:val="yellow"/>
+          <w:lang w:val="en-US"/>
+        </w:rPr>
+        <w:t>({</w:t>
+      </w:r>
+      <w:proofErr w:type="spellStart"/>
+      <w:r>
+        <w:rPr>
+          <w:highlight w:val="yellow"/>
+          <w:lang w:val="en-US"/>
+        </w:rPr>
+        <w:t>tech:"</w:t>
+      </w:r>
+      <w:proofErr w:type="gramStart"/>
+      <w:r>
+        <w:rPr>
+          <w:highlight w:val="yellow"/>
+          <w:lang w:val="en-US"/>
+        </w:rPr>
+        <w:t>Java</w:t>
+      </w:r>
+      <w:proofErr w:type="spellEnd"/>
+      <w:r>
+        <w:rPr>
+          <w:highlight w:val="yellow"/>
+          <w:lang w:val="en-US"/>
+        </w:rPr>
+        <w:t>"})._id})</w:t>
+      </w:r>
+      <w:proofErr w:type="gramEnd"/>
+      <w:r>
+        <w:rPr>
+          <w:highlight w:val="yellow"/>
+          <w:lang w:val="en-US"/>
+        </w:rPr>
+        <w:t>;</w:t>
+      </w:r>
+    </w:p>
+    <w:p>
+      <w:pPr>
+        <w:rPr>
+          <w:highlight w:val="yellow"/>
+          <w:lang w:val="en-US"/>
+        </w:rPr>
+      </w:pPr>
+      <w:proofErr w:type="gramStart"/>
+      <w:r>
+        <w:rPr>
+          <w:highlight w:val="yellow"/>
+          <w:lang w:val="en-US"/>
+        </w:rPr>
+        <w:t>db.Student</w:t>
+      </w:r>
+      <w:r>
+        <w:rPr>
+          <w:highlight w:val="yellow"/>
+          <w:lang w:val="en-US"/>
+        </w:rPr>
+        <w:t>2</w:t>
+      </w:r>
+      <w:r>
+        <w:rPr>
+          <w:highlight w:val="yellow"/>
+          <w:lang w:val="en-US"/>
+        </w:rPr>
+        <w:t>.insertOne</w:t>
+      </w:r>
+      <w:proofErr w:type="gramEnd"/>
+      <w:r>
+        <w:rPr>
+          <w:highlight w:val="yellow"/>
+          <w:lang w:val="en-US"/>
+        </w:rPr>
+        <w:t>({_id:</w:t>
+      </w:r>
+      <w:proofErr w:type="gramStart"/>
+      <w:r>
+        <w:rPr>
+          <w:highlight w:val="yellow"/>
+          <w:lang w:val="en-US"/>
+        </w:rPr>
+        <w:t>103,sname</w:t>
+      </w:r>
+      <w:proofErr w:type="gramEnd"/>
+      <w:r>
+        <w:rPr>
+          <w:highlight w:val="yellow"/>
+          <w:lang w:val="en-US"/>
+        </w:rPr>
+        <w:t>:"Veena</w:t>
+      </w:r>
+      <w:proofErr w:type="gramStart"/>
+      <w:r>
+        <w:rPr>
+          <w:highlight w:val="yellow"/>
+          <w:lang w:val="en-US"/>
+        </w:rPr>
+        <w:t>",age</w:t>
+      </w:r>
+      <w:proofErr w:type="gramEnd"/>
+      <w:r>
+        <w:rPr>
+          <w:highlight w:val="yellow"/>
+          <w:lang w:val="en-US"/>
+        </w:rPr>
+        <w:t>:25,</w:t>
+      </w:r>
+      <w:r>
+        <w:rPr>
+          <w:highlight w:val="yellow"/>
+          <w:lang w:val="en-US"/>
+        </w:rPr>
+        <w:t xml:space="preserve"> </w:t>
+      </w:r>
+      <w:r>
+        <w:rPr>
+          <w:highlight w:val="yellow"/>
+          <w:lang w:val="en-US"/>
+        </w:rPr>
+        <w:t>tid:</w:t>
+      </w:r>
+      <w:proofErr w:type="gramStart"/>
+      <w:r>
+        <w:rPr>
+          <w:highlight w:val="yellow"/>
+          <w:lang w:val="en-US"/>
+        </w:rPr>
+        <w:t>db.Trainer</w:t>
+      </w:r>
+      <w:r>
+        <w:rPr>
+          <w:highlight w:val="yellow"/>
+          <w:lang w:val="en-US"/>
+        </w:rPr>
+        <w:t>2</w:t>
+      </w:r>
+      <w:r>
+        <w:rPr>
+          <w:highlight w:val="yellow"/>
+          <w:lang w:val="en-US"/>
+        </w:rPr>
+        <w:t>.findOne</w:t>
+      </w:r>
+      <w:proofErr w:type="gramEnd"/>
+      <w:r>
+        <w:rPr>
+          <w:highlight w:val="yellow"/>
+          <w:lang w:val="en-US"/>
+        </w:rPr>
+        <w:t>({</w:t>
+      </w:r>
+      <w:proofErr w:type="spellStart"/>
+      <w:r>
+        <w:rPr>
+          <w:highlight w:val="yellow"/>
+          <w:lang w:val="en-US"/>
+        </w:rPr>
+        <w:t>tech:"</w:t>
+      </w:r>
+      <w:proofErr w:type="gramStart"/>
+      <w:r>
+        <w:rPr>
+          <w:highlight w:val="yellow"/>
+          <w:lang w:val="en-US"/>
+        </w:rPr>
+        <w:t>Python</w:t>
+      </w:r>
+      <w:proofErr w:type="spellEnd"/>
+      <w:r>
+        <w:rPr>
+          <w:highlight w:val="yellow"/>
+          <w:lang w:val="en-US"/>
+        </w:rPr>
+        <w:t>"})._id})</w:t>
+      </w:r>
+      <w:proofErr w:type="gramEnd"/>
+      <w:r>
+        <w:rPr>
+          <w:highlight w:val="yellow"/>
+          <w:lang w:val="en-US"/>
+        </w:rPr>
+        <w:t>;</w:t>
+      </w:r>
+    </w:p>
+    <w:p>
+      <w:pPr>
+        <w:rPr>
+          <w:lang w:val="en-US"/>
+        </w:rPr>
+      </w:pPr>
+      <w:proofErr w:type="gramStart"/>
+      <w:r>
+        <w:rPr>
+          <w:highlight w:val="yellow"/>
+          <w:lang w:val="en-US"/>
+        </w:rPr>
+        <w:t>db.Student2.insertOne</w:t>
+      </w:r>
+      <w:proofErr w:type="gramEnd"/>
+      <w:r>
+        <w:rPr>
+          <w:highlight w:val="yellow"/>
+          <w:lang w:val="en-US"/>
+        </w:rPr>
+        <w:t>({_id:</w:t>
+      </w:r>
+      <w:proofErr w:type="gramStart"/>
+      <w:r>
+        <w:rPr>
+          <w:highlight w:val="yellow"/>
+          <w:lang w:val="en-US"/>
+        </w:rPr>
+        <w:t>104,sname</w:t>
+      </w:r>
+      <w:proofErr w:type="gramEnd"/>
+      <w:r>
+        <w:rPr>
+          <w:highlight w:val="yellow"/>
+          <w:lang w:val="en-US"/>
+        </w:rPr>
+        <w:t>:"Teena</w:t>
+      </w:r>
+      <w:proofErr w:type="gramStart"/>
+      <w:r>
+        <w:rPr>
+          <w:highlight w:val="yellow"/>
+          <w:lang w:val="en-US"/>
+        </w:rPr>
+        <w:t>",age</w:t>
+      </w:r>
+      <w:proofErr w:type="gramEnd"/>
+      <w:r>
+        <w:rPr>
+          <w:highlight w:val="yellow"/>
+          <w:lang w:val="en-US"/>
+        </w:rPr>
+        <w:t xml:space="preserve">:26, </w:t>
+      </w:r>
+      <w:proofErr w:type="gramStart"/>
+      <w:r>
+        <w:rPr>
+          <w:highlight w:val="yellow"/>
+          <w:lang w:val="en-US"/>
+        </w:rPr>
+        <w:t>tid:[db.Trainer1.findOne</w:t>
+      </w:r>
+      <w:proofErr w:type="gramEnd"/>
+      <w:r>
+        <w:rPr>
+          <w:highlight w:val="yellow"/>
+          <w:lang w:val="en-US"/>
+        </w:rPr>
+        <w:t>({tech:"</w:t>
+      </w:r>
+      <w:proofErr w:type="gramStart"/>
+      <w:r>
+        <w:rPr>
+          <w:highlight w:val="yellow"/>
+          <w:lang w:val="en-US"/>
+        </w:rPr>
+        <w:t>Python"})._id,db</w:t>
+      </w:r>
+      <w:proofErr w:type="gramEnd"/>
+      <w:r>
+        <w:rPr>
+          <w:highlight w:val="yellow"/>
+          <w:lang w:val="en-US"/>
+        </w:rPr>
+        <w:t>.Trainer1.</w:t>
+      </w:r>
+      <w:proofErr w:type="gramStart"/>
+      <w:r>
+        <w:rPr>
+          <w:highlight w:val="yellow"/>
+          <w:lang w:val="en-US"/>
+        </w:rPr>
+        <w:t>findOne({</w:t>
+      </w:r>
+      <w:proofErr w:type="gramEnd"/>
+      <w:r>
+        <w:rPr>
+          <w:highlight w:val="yellow"/>
+          <w:lang w:val="en-US"/>
+        </w:rPr>
+        <w:t>tech:"Java"</w:t>
+      </w:r>
+      <w:proofErr w:type="gramStart"/>
+      <w:r>
+        <w:rPr>
+          <w:highlight w:val="yellow"/>
+          <w:lang w:val="en-US"/>
+        </w:rPr>
+        <w:t>}</w:t>
+      </w:r>
+      <w:r>
+        <w:rPr>
+          <w:highlight w:val="yellow"/>
+          <w:lang w:val="en-US"/>
+        </w:rPr>
+        <w:t>._</w:t>
+      </w:r>
+      <w:proofErr w:type="gramEnd"/>
+      <w:r>
+        <w:rPr>
+          <w:highlight w:val="yellow"/>
+          <w:lang w:val="en-US"/>
+        </w:rPr>
+        <w:t>id</w:t>
+      </w:r>
+      <w:proofErr w:type="gramStart"/>
+      <w:r>
+        <w:rPr>
+          <w:highlight w:val="yellow"/>
+          <w:lang w:val="en-US"/>
+        </w:rPr>
+        <w:t>)]})</w:t>
+      </w:r>
+      <w:proofErr w:type="gramEnd"/>
+      <w:r>
+        <w:rPr>
+          <w:highlight w:val="yellow"/>
+          <w:lang w:val="en-US"/>
+        </w:rPr>
+        <w:t>;</w:t>
+      </w:r>
     </w:p>
     <w:p>
       <w:pPr>
@@ -6082,6 +9312,95 @@
     </w:lvl>
   </w:abstractNum>
   <w:abstractNum w:abstractNumId="15" w15:restartNumberingAfterBreak="0">
+    <w:nsid w:val="5FE510B9"/>
+    <w:multiLevelType w:val="hybridMultilevel"/>
+    <w:tmpl w:val="456A4C0E"/>
+    <w:lvl w:ilvl="0" w:tplc="40090019">
+      <w:start w:val="1"/>
+      <w:numFmt w:val="lowerLetter"/>
+      <w:lvlText w:val="%1."/>
+      <w:lvlJc w:val="left"/>
+      <w:pPr>
+        <w:ind w:left="720" w:hanging="360"/>
+      </w:pPr>
+      <w:rPr>
+        <w:rFonts w:hint="default"/>
+      </w:rPr>
+    </w:lvl>
+    <w:lvl w:ilvl="1" w:tplc="40090019" w:tentative="1">
+      <w:start w:val="1"/>
+      <w:numFmt w:val="lowerLetter"/>
+      <w:lvlText w:val="%2."/>
+      <w:lvlJc w:val="left"/>
+      <w:pPr>
+        <w:ind w:left="1440" w:hanging="360"/>
+      </w:pPr>
+    </w:lvl>
+    <w:lvl w:ilvl="2" w:tplc="4009001B" w:tentative="1">
+      <w:start w:val="1"/>
+      <w:numFmt w:val="lowerRoman"/>
+      <w:lvlText w:val="%3."/>
+      <w:lvlJc w:val="right"/>
+      <w:pPr>
+        <w:ind w:left="2160" w:hanging="180"/>
+      </w:pPr>
+    </w:lvl>
+    <w:lvl w:ilvl="3" w:tplc="4009000F" w:tentative="1">
+      <w:start w:val="1"/>
+      <w:numFmt w:val="decimal"/>
+      <w:lvlText w:val="%4."/>
+      <w:lvlJc w:val="left"/>
+      <w:pPr>
+        <w:ind w:left="2880" w:hanging="360"/>
+      </w:pPr>
+    </w:lvl>
+    <w:lvl w:ilvl="4" w:tplc="40090019" w:tentative="1">
+      <w:start w:val="1"/>
+      <w:numFmt w:val="lowerLetter"/>
+      <w:lvlText w:val="%5."/>
+      <w:lvlJc w:val="left"/>
+      <w:pPr>
+        <w:ind w:left="3600" w:hanging="360"/>
+      </w:pPr>
+    </w:lvl>
+    <w:lvl w:ilvl="5" w:tplc="4009001B" w:tentative="1">
+      <w:start w:val="1"/>
+      <w:numFmt w:val="lowerRoman"/>
+      <w:lvlText w:val="%6."/>
+      <w:lvlJc w:val="right"/>
+      <w:pPr>
+        <w:ind w:left="4320" w:hanging="180"/>
+      </w:pPr>
+    </w:lvl>
+    <w:lvl w:ilvl="6" w:tplc="4009000F" w:tentative="1">
+      <w:start w:val="1"/>
+      <w:numFmt w:val="decimal"/>
+      <w:lvlText w:val="%7."/>
+      <w:lvlJc w:val="left"/>
+      <w:pPr>
+        <w:ind w:left="5040" w:hanging="360"/>
+      </w:pPr>
+    </w:lvl>
+    <w:lvl w:ilvl="7" w:tplc="40090019" w:tentative="1">
+      <w:start w:val="1"/>
+      <w:numFmt w:val="lowerLetter"/>
+      <w:lvlText w:val="%8."/>
+      <w:lvlJc w:val="left"/>
+      <w:pPr>
+        <w:ind w:left="5760" w:hanging="360"/>
+      </w:pPr>
+    </w:lvl>
+    <w:lvl w:ilvl="8" w:tplc="4009001B" w:tentative="1">
+      <w:start w:val="1"/>
+      <w:numFmt w:val="lowerRoman"/>
+      <w:lvlText w:val="%9."/>
+      <w:lvlJc w:val="right"/>
+      <w:pPr>
+        <w:ind w:left="6480" w:hanging="180"/>
+      </w:pPr>
+    </w:lvl>
+  </w:abstractNum>
+  <w:abstractNum w:abstractNumId="16" w15:restartNumberingAfterBreak="0">
     <w:nsid w:val="6055747D"/>
     <w:multiLevelType w:val="hybridMultilevel"/>
     <w:tmpl w:val="01AEAF14"/>
@@ -6170,7 +9489,7 @@
       </w:pPr>
     </w:lvl>
   </w:abstractNum>
-  <w:abstractNum w:abstractNumId="16" w15:restartNumberingAfterBreak="0">
+  <w:abstractNum w:abstractNumId="17" w15:restartNumberingAfterBreak="0">
     <w:nsid w:val="63046C3C"/>
     <w:multiLevelType w:val="hybridMultilevel"/>
     <w:tmpl w:val="7F3213C6"/>
@@ -6259,7 +9578,7 @@
       </w:pPr>
     </w:lvl>
   </w:abstractNum>
-  <w:abstractNum w:abstractNumId="17" w15:restartNumberingAfterBreak="0">
+  <w:abstractNum w:abstractNumId="18" w15:restartNumberingAfterBreak="0">
     <w:nsid w:val="6DCA1C7B"/>
     <w:multiLevelType w:val="hybridMultilevel"/>
     <w:tmpl w:val="B530A692"/>
@@ -6348,7 +9667,7 @@
       </w:pPr>
     </w:lvl>
   </w:abstractNum>
-  <w:abstractNum w:abstractNumId="18" w15:restartNumberingAfterBreak="0">
+  <w:abstractNum w:abstractNumId="19" w15:restartNumberingAfterBreak="0">
     <w:nsid w:val="7DA44281"/>
     <w:multiLevelType w:val="hybridMultilevel"/>
     <w:tmpl w:val="A2E4747A"/>
@@ -6438,7 +9757,7 @@
     </w:lvl>
   </w:abstractNum>
   <w:num w:numId="1" w16cid:durableId="318315926">
-    <w:abstractNumId w:val="16"/>
+    <w:abstractNumId w:val="17"/>
   </w:num>
   <w:num w:numId="2" w16cid:durableId="1197039546">
     <w:abstractNumId w:val="1"/>
@@ -6459,7 +9778,7 @@
     <w:abstractNumId w:val="2"/>
   </w:num>
   <w:num w:numId="8" w16cid:durableId="1384909820">
-    <w:abstractNumId w:val="17"/>
+    <w:abstractNumId w:val="18"/>
   </w:num>
   <w:num w:numId="9" w16cid:durableId="80298204">
     <w:abstractNumId w:val="13"/>
@@ -6471,7 +9790,7 @@
     <w:abstractNumId w:val="6"/>
   </w:num>
   <w:num w:numId="12" w16cid:durableId="517352503">
-    <w:abstractNumId w:val="15"/>
+    <w:abstractNumId w:val="16"/>
   </w:num>
   <w:num w:numId="13" w16cid:durableId="571089783">
     <w:abstractNumId w:val="5"/>
@@ -6480,7 +9799,7 @@
     <w:abstractNumId w:val="4"/>
   </w:num>
   <w:num w:numId="15" w16cid:durableId="807011369">
-    <w:abstractNumId w:val="18"/>
+    <w:abstractNumId w:val="19"/>
   </w:num>
   <w:num w:numId="16" w16cid:durableId="2068871923">
     <w:abstractNumId w:val="7"/>
@@ -6493,6 +9812,9 @@
   </w:num>
   <w:num w:numId="19" w16cid:durableId="787092123">
     <w:abstractNumId w:val="14"/>
+  </w:num>
+  <w:num w:numId="20" w16cid:durableId="1237592327">
+    <w:abstractNumId w:val="15"/>
   </w:num>
 </w:numbering>
 </file>
